--- a/diploma/vkr_synergy.docx
+++ b/diploma/vkr_synergy.docx
@@ -1410,13 +1410,9 @@
         </w:rPr>
         <w:t xml:space="preserve"> г.</w:t>
       </w:r>
-    </w:p>
-    <w:p>
-      <w:pPr>
-        <w:rPr>
-          <w:lang w:val="en-US"/>
-        </w:rPr>
-      </w:pPr>
+      <w:r>
+        <w:br w:type="page"/>
+      </w:r>
     </w:p>
     <w:p>
       <w:pPr>
@@ -1430,6 +1426,7 @@
           <w:color w:val="000000"/>
           <w:sz w:val="32"/>
         </w:rPr>
+        <w:lastRenderedPageBreak/>
         <w:t>ВВЕДЕНИЕ</w:t>
       </w:r>
     </w:p>
@@ -1689,7 +1686,13 @@
         <w:t xml:space="preserve"> Разработанное приложение может быть использовано в качестве основы для корпоративной системы управления задачами, обеспечивая полную независимость от зарубежных SaaS-сервисов и соответствие требованиям по локализации хранения персональных данных.</w:t>
       </w:r>
     </w:p>
-    <w:p/>
+    <w:p>
+      <w:pPr>
+        <w:rPr>
+          <w:lang w:val="en-US"/>
+        </w:rPr>
+      </w:pPr>
+    </w:p>
     <w:p>
       <w:pPr>
         <w:spacing w:before="240" w:after="240" w:line="240" w:lineRule="auto"/>
@@ -3033,7 +3036,7 @@
                 <w:rFonts w:ascii="Times New Roman" w:hAnsi="Times New Roman"/>
                 <w:sz w:val="22"/>
               </w:rPr>
-              <w:t>Ограниченная</w:t>
+              <w:t>Средняя</w:t>
             </w:r>
           </w:p>
         </w:tc>
@@ -3444,12 +3447,6 @@
         <w:spacing w:line="360" w:lineRule="auto"/>
         <w:ind w:firstLine="850"/>
         <w:jc w:val="both"/>
-        <w:rPr>
-          <w:rFonts w:ascii="Times New Roman" w:hAnsi="Times New Roman"/>
-          <w:color w:val="000000"/>
-          <w:sz w:val="28"/>
-          <w:lang w:val="en-US"/>
-        </w:rPr>
       </w:pPr>
       <w:r>
         <w:rPr>
@@ -3468,16 +3465,6 @@
         </w:rPr>
         <w:t xml:space="preserve"> Для проверки корректности бизнес-логики в проекте внедрено автоматизированное тестирование на базе Jest. Ключевая логика вынесена в отдельные модули (расчёт порядка задачи, формирование записей журнала активности, схемы валидации), что позволяет покрывать её unit-тестами без обращения к базе данных и внешним сервисам. Написаны тесты для валидации входных данных (создание и обновление задач, проектов, регистрация пользователей) и для правил формирования журнала изменений задачи. В перспективе целесообразно расширение набора тестов и внедрение непрерывной интеграции (CI/CD) для автоматического запуска тестов при изменениях в репозитории.</w:t>
       </w:r>
-    </w:p>
-    <w:p>
-      <w:pPr>
-        <w:spacing w:line="360" w:lineRule="auto"/>
-        <w:ind w:firstLine="850"/>
-        <w:jc w:val="both"/>
-        <w:rPr>
-          <w:lang w:val="en-US"/>
-        </w:rPr>
-      </w:pPr>
     </w:p>
     <w:p>
       <w:pPr>
@@ -3491,22 +3478,22 @@
           <w:color w:val="000000"/>
           <w:sz w:val="28"/>
         </w:rPr>
+        <w:t>Выводы по главе 1</w:t>
+      </w:r>
+    </w:p>
+    <w:p>
+      <w:pPr>
+        <w:spacing w:line="360" w:lineRule="auto"/>
+        <w:ind w:firstLine="850"/>
+        <w:jc w:val="both"/>
+      </w:pPr>
+      <w:r>
+        <w:rPr>
+          <w:rFonts w:ascii="Times New Roman" w:hAnsi="Times New Roman"/>
+          <w:color w:val="000000"/>
+          <w:sz w:val="28"/>
+        </w:rPr>
         <w:lastRenderedPageBreak/>
-        <w:t>Выводы по главе 1</w:t>
-      </w:r>
-    </w:p>
-    <w:p>
-      <w:pPr>
-        <w:spacing w:line="360" w:lineRule="auto"/>
-        <w:ind w:firstLine="850"/>
-        <w:jc w:val="both"/>
-      </w:pPr>
-      <w:r>
-        <w:rPr>
-          <w:rFonts w:ascii="Times New Roman" w:hAnsi="Times New Roman"/>
-          <w:color w:val="000000"/>
-          <w:sz w:val="28"/>
-        </w:rPr>
         <w:t>В первой главе были рассмотрены теоретические основы функционирования веб-приложений, проанализированы архитектурные подходы и методологии управления проектами. Выполнен сравнительный анализ существующих решений на рынке, который выявил нишу для разработки высокопроизводительного инструмента управления задачами с открытым исходным кодом. Выбранный стек технологий (Next.js, Prisma, Socket.io) является оптимальным для реализации системы, работающей в режиме реального времени.</w:t>
       </w:r>
     </w:p>
@@ -4731,7 +4718,7 @@
         </w:rPr>
         <w:lastRenderedPageBreak/>
         <w:drawing>
-          <wp:inline distT="0" distB="0" distL="0" distR="0" wp14:anchorId="68B5B842" wp14:editId="1E6AB5E3">
+          <wp:inline distT="0" distB="0" distL="0" distR="0" wp14:anchorId="4893FFD8" wp14:editId="70CAE785">
             <wp:extent cx="5669280" cy="6805045"/>
             <wp:effectExtent l="0" t="0" r="0" b="0"/>
             <wp:docPr id="101761178" name="Picture 101761178"/>
@@ -4790,7 +4777,7 @@
         </w:rPr>
         <w:lastRenderedPageBreak/>
         <w:drawing>
-          <wp:inline distT="0" distB="0" distL="0" distR="0" wp14:anchorId="7ED08D3E" wp14:editId="21C7842D">
+          <wp:inline distT="0" distB="0" distL="0" distR="0" wp14:anchorId="3320C24B" wp14:editId="0ACA7D28">
             <wp:extent cx="5669280" cy="4148437"/>
             <wp:effectExtent l="0" t="0" r="0" b="0"/>
             <wp:docPr id="101761179" name="Picture 101761179"/>
@@ -4910,7 +4897,7 @@
           <w:noProof/>
         </w:rPr>
         <w:drawing>
-          <wp:inline distT="0" distB="0" distL="0" distR="0" wp14:anchorId="7E26878A" wp14:editId="272AA721">
+          <wp:inline distT="0" distB="0" distL="0" distR="0" wp14:anchorId="15302D11" wp14:editId="743DAE3A">
             <wp:extent cx="5669280" cy="1937968"/>
             <wp:effectExtent l="0" t="0" r="0" b="0"/>
             <wp:docPr id="101761180" name="Picture 101761180"/>
@@ -5033,8 +5020,8 @@
           <w:noProof/>
         </w:rPr>
         <w:drawing>
-          <wp:inline distT="0" distB="0" distL="0" distR="0" wp14:anchorId="2A5A6958" wp14:editId="69880BF7">
-            <wp:extent cx="5669280" cy="1611952"/>
+          <wp:inline distT="0" distB="0" distL="0" distR="0" wp14:anchorId="7D51EB17" wp14:editId="4AB4D3A8">
+            <wp:extent cx="5669280" cy="1641575"/>
             <wp:effectExtent l="0" t="0" r="0" b="0"/>
             <wp:docPr id="101761181" name="Picture 101761181"/>
             <wp:cNvGraphicFramePr>
@@ -5056,7 +5043,7 @@
                   <pic:spPr>
                     <a:xfrm>
                       <a:off x="0" y="0"/>
-                      <a:ext cx="5669280" cy="1611952"/>
+                      <a:ext cx="5669280" cy="1641575"/>
                     </a:xfrm>
                     <a:prstGeom prst="rect">
                       <a:avLst/>
@@ -5197,7 +5184,7 @@
           <w:noProof/>
         </w:rPr>
         <w:drawing>
-          <wp:inline distT="0" distB="0" distL="0" distR="0" wp14:anchorId="233FE902" wp14:editId="65DAC93E">
+          <wp:inline distT="0" distB="0" distL="0" distR="0" wp14:anchorId="1628A914" wp14:editId="30EB1DF6">
             <wp:extent cx="5669280" cy="3412636"/>
             <wp:effectExtent l="0" t="0" r="0" b="0"/>
             <wp:docPr id="101761182" name="Picture 101761182"/>
@@ -5301,7 +5288,7 @@
         </w:rPr>
         <w:lastRenderedPageBreak/>
         <w:drawing>
-          <wp:inline distT="0" distB="0" distL="0" distR="0" wp14:anchorId="15672F5C" wp14:editId="32909C1D">
+          <wp:inline distT="0" distB="0" distL="0" distR="0" wp14:anchorId="46E93AF6" wp14:editId="7C87CBFA">
             <wp:extent cx="5669280" cy="9940422"/>
             <wp:effectExtent l="0" t="0" r="0" b="0"/>
             <wp:docPr id="101761183" name="Picture 101761183"/>
@@ -9801,82 +9788,231 @@
           <w:color w:val="000000"/>
           <w:sz w:val="28"/>
         </w:rPr>
-        <w:t>1. Черный Б. Профессиональный TypeScript. Разработка масштабируемых JavaScript-приложений. В книге подробно рассматривается система типов TypeScript, которая позволяет устранять ошибки еще на этапе написания кода. Автор описывает паттерны проектирования и методы миграции существующих JavaScript-проектов на TypeScript, что напрямую применимо к практической части ВКР для обеспечения надежности приложения.</w:t>
-      </w:r>
-    </w:p>
-    <w:p>
-      <w:pPr>
-        <w:spacing w:line="360" w:lineRule="auto"/>
-        <w:ind w:firstLine="850"/>
-        <w:jc w:val="both"/>
-      </w:pPr>
-      <w:r>
-        <w:rPr>
-          <w:rFonts w:ascii="Times New Roman" w:hAnsi="Times New Roman"/>
-          <w:color w:val="000000"/>
-          <w:sz w:val="28"/>
-        </w:rPr>
-        <w:t>2. Вандеркам Д. Эффективный TypeScript: 62 способа улучшить код. Источник содержит практические рекомендации (best practices) по использованию TypeScript. Рассматриваются сложные сценарии типизации, работа с конфигурацией компилятора и интеграция со сторонними библиотеками.</w:t>
-      </w:r>
-    </w:p>
-    <w:p>
-      <w:pPr>
-        <w:spacing w:line="360" w:lineRule="auto"/>
-        <w:ind w:firstLine="850"/>
-        <w:jc w:val="both"/>
-      </w:pPr>
-      <w:r>
-        <w:rPr>
-          <w:rFonts w:ascii="Times New Roman" w:hAnsi="Times New Roman"/>
-          <w:color w:val="000000"/>
-          <w:sz w:val="28"/>
-        </w:rPr>
-        <w:t>3. Флэнаган Д. JavaScript. Подробное руководство. 7-е издание. Фундаментальный труд, описывающий современные стандарты языка (ES6+), работу с асинхронностью (Promises, async/await) и классами.</w:t>
-      </w:r>
-    </w:p>
-    <w:p>
-      <w:pPr>
-        <w:spacing w:line="360" w:lineRule="auto"/>
-        <w:ind w:firstLine="850"/>
-        <w:jc w:val="both"/>
-      </w:pPr>
-      <w:r>
-        <w:rPr>
-          <w:rFonts w:ascii="Times New Roman" w:hAnsi="Times New Roman"/>
-          <w:color w:val="000000"/>
-          <w:sz w:val="28"/>
-        </w:rPr>
-        <w:t>4. Бэнкс А., Порселло Е. React и TypeScript. Разработка веб-приложений. Пособие посвящено созданию современных веб-приложений с использованием библиотеки React на основе языка TypeScript.</w:t>
-      </w:r>
-    </w:p>
-    <w:p>
-      <w:pPr>
-        <w:spacing w:line="360" w:lineRule="auto"/>
-        <w:ind w:firstLine="850"/>
-        <w:jc w:val="both"/>
-      </w:pPr>
-      <w:r>
-        <w:rPr>
-          <w:rFonts w:ascii="Times New Roman" w:hAnsi="Times New Roman"/>
-          <w:color w:val="000000"/>
-          <w:sz w:val="28"/>
-        </w:rPr>
-        <w:t>5. Фаулер М. Шаблоны корпоративных приложений. Книга представляет серию шаблонов проектирования для построения больших и сложных систем.</w:t>
-      </w:r>
-    </w:p>
-    <w:p>
-      <w:pPr>
-        <w:spacing w:line="360" w:lineRule="auto"/>
-        <w:ind w:firstLine="850"/>
-        <w:jc w:val="both"/>
-      </w:pPr>
-      <w:r>
-        <w:rPr>
-          <w:rFonts w:ascii="Times New Roman" w:hAnsi="Times New Roman"/>
-          <w:color w:val="000000"/>
-          <w:sz w:val="28"/>
-        </w:rPr>
-        <w:t>6. Мартин Р. Чистая архитектура. Искусство разработки программного обеспечения. Описывает универсальные правила организации архитектуры программных систем.</w:t>
+        <w:t xml:space="preserve">1. Черный, Б. Профессиональный TypeScript. Разработка масштабируемых JavaScript-приложений : пер. с англ. / Б. Черный. – Санкт-Петербург : Питер, 2021. – 352 с. – (Серия «Бестселлеры O'Reilly»). – ISBN 978-5-4461-1651-5. URL: </w:t>
+      </w:r>
+      <w:hyperlink r:id="rId14">
+        <w:r>
+          <w:rPr>
+            <w:rFonts w:ascii="Times New Roman" w:hAnsi="Times New Roman"/>
+            <w:color w:val="0563C1"/>
+            <w:sz w:val="28"/>
+            <w:u w:val="single"/>
+          </w:rPr>
+          <w:t>https://books.yandex.ru/books/XQje6ux1/read-online</w:t>
+        </w:r>
+      </w:hyperlink>
+    </w:p>
+    <w:p>
+      <w:pPr>
+        <w:spacing w:line="360" w:lineRule="auto"/>
+        <w:ind w:firstLine="850"/>
+        <w:jc w:val="both"/>
+        <w:rPr>
+          <w:lang w:val="en-US"/>
+        </w:rPr>
+      </w:pPr>
+      <w:r>
+        <w:rPr>
+          <w:rFonts w:ascii="Times New Roman" w:hAnsi="Times New Roman"/>
+          <w:color w:val="000000"/>
+          <w:sz w:val="28"/>
+        </w:rPr>
+        <w:t xml:space="preserve">2. Вандеркам, Д. Эффективный TypeScript: 62 способа улучшить код : пер. с англ. / Д. Вандеркам. – Санкт-Петербург : Питер, 2020. – 288 с. – (Серия «Бестселлеры O'Reilly»). – ISBN 978-5-4461-1623-2. </w:t>
+      </w:r>
+      <w:r>
+        <w:rPr>
+          <w:rFonts w:ascii="Times New Roman" w:hAnsi="Times New Roman"/>
+          <w:color w:val="000000"/>
+          <w:sz w:val="28"/>
+          <w:lang w:val="en-US"/>
+        </w:rPr>
+        <w:t xml:space="preserve">URL: </w:t>
+      </w:r>
+      <w:hyperlink r:id="rId15">
+        <w:r>
+          <w:rPr>
+            <w:rFonts w:ascii="Times New Roman" w:hAnsi="Times New Roman"/>
+            <w:color w:val="0563C1"/>
+            <w:sz w:val="28"/>
+            <w:u w:val="single"/>
+            <w:lang w:val="en-US"/>
+          </w:rPr>
+          <w:t>https://dokumen.pub/typescript-62-1nbsped-9785446116232.html</w:t>
+        </w:r>
+      </w:hyperlink>
+    </w:p>
+    <w:p>
+      <w:pPr>
+        <w:spacing w:line="360" w:lineRule="auto"/>
+        <w:ind w:firstLine="850"/>
+        <w:jc w:val="both"/>
+        <w:rPr>
+          <w:lang w:val="en-US"/>
+        </w:rPr>
+      </w:pPr>
+      <w:r>
+        <w:rPr>
+          <w:rFonts w:ascii="Times New Roman" w:hAnsi="Times New Roman"/>
+          <w:color w:val="000000"/>
+          <w:sz w:val="28"/>
+          <w:lang w:val="en-US"/>
+        </w:rPr>
+        <w:t xml:space="preserve">3. </w:t>
+      </w:r>
+      <w:proofErr w:type="spellStart"/>
+      <w:r>
+        <w:rPr>
+          <w:rFonts w:ascii="Times New Roman" w:hAnsi="Times New Roman"/>
+          <w:color w:val="000000"/>
+          <w:sz w:val="28"/>
+        </w:rPr>
+        <w:t>Флэнаган</w:t>
+      </w:r>
+      <w:proofErr w:type="spellEnd"/>
+      <w:r>
+        <w:rPr>
+          <w:rFonts w:ascii="Times New Roman" w:hAnsi="Times New Roman"/>
+          <w:color w:val="000000"/>
+          <w:sz w:val="28"/>
+          <w:lang w:val="en-US"/>
+        </w:rPr>
+        <w:t xml:space="preserve">, </w:t>
+      </w:r>
+      <w:r>
+        <w:rPr>
+          <w:rFonts w:ascii="Times New Roman" w:hAnsi="Times New Roman"/>
+          <w:color w:val="000000"/>
+          <w:sz w:val="28"/>
+        </w:rPr>
+        <w:t>Д</w:t>
+      </w:r>
+      <w:r>
+        <w:rPr>
+          <w:rFonts w:ascii="Times New Roman" w:hAnsi="Times New Roman"/>
+          <w:color w:val="000000"/>
+          <w:sz w:val="28"/>
+          <w:lang w:val="en-US"/>
+        </w:rPr>
+        <w:t xml:space="preserve">. JavaScript. </w:t>
+      </w:r>
+      <w:r>
+        <w:rPr>
+          <w:rFonts w:ascii="Times New Roman" w:hAnsi="Times New Roman"/>
+          <w:color w:val="000000"/>
+          <w:sz w:val="28"/>
+        </w:rPr>
+        <w:t xml:space="preserve">Полное руководство : пер. с англ. / Д. Флэнаган. – 7-е изд. – Санкт-Петербург : Диалектика, 2021. – 720 с. – ISBN 978-5-907203-79-2. </w:t>
+      </w:r>
+      <w:r>
+        <w:rPr>
+          <w:rFonts w:ascii="Times New Roman" w:hAnsi="Times New Roman"/>
+          <w:color w:val="000000"/>
+          <w:sz w:val="28"/>
+          <w:lang w:val="en-US"/>
+        </w:rPr>
+        <w:t xml:space="preserve">URL: </w:t>
+      </w:r>
+      <w:hyperlink r:id="rId16">
+        <w:r>
+          <w:rPr>
+            <w:rFonts w:ascii="Times New Roman" w:hAnsi="Times New Roman"/>
+            <w:color w:val="0563C1"/>
+            <w:sz w:val="28"/>
+            <w:u w:val="single"/>
+            <w:lang w:val="en-US"/>
+          </w:rPr>
+          <w:t>https://library.tsilikin.ru/%D0%A2%D0%B5%D1%85%D0%BD%D0%B8%D0%BA%D0%B0/%D0%9F%D1%80%D0%BE%D0%B3%D1%80%D0%B0%D0%BC%D0%BC%D0%B8%D1%80%D0%BE%D0%B2%D0%B0%D0%BD%D0%B8%D0%B5/JavaScript/JS%20%D0%9F%D0%BE%D0%BB%D0%BD%D0%BE%D0%B5%20%D1%80%D1%83%D0%BA%D0%BE%D0%B2%D0%BE%D0%B4%D1%81%D1%82%D0%B2.pdf</w:t>
+        </w:r>
+      </w:hyperlink>
+    </w:p>
+    <w:p>
+      <w:pPr>
+        <w:spacing w:line="360" w:lineRule="auto"/>
+        <w:ind w:firstLine="850"/>
+        <w:jc w:val="both"/>
+      </w:pPr>
+      <w:r>
+        <w:rPr>
+          <w:rFonts w:ascii="Times New Roman" w:hAnsi="Times New Roman"/>
+          <w:color w:val="000000"/>
+          <w:sz w:val="28"/>
+          <w:lang w:val="en-US"/>
+        </w:rPr>
+        <w:t xml:space="preserve">4. </w:t>
+      </w:r>
+      <w:r>
+        <w:rPr>
+          <w:rFonts w:ascii="Times New Roman" w:hAnsi="Times New Roman"/>
+          <w:color w:val="000000"/>
+          <w:sz w:val="28"/>
+        </w:rPr>
+        <w:t>Бэнкс</w:t>
+      </w:r>
+      <w:r>
+        <w:rPr>
+          <w:rFonts w:ascii="Times New Roman" w:hAnsi="Times New Roman"/>
+          <w:color w:val="000000"/>
+          <w:sz w:val="28"/>
+          <w:lang w:val="en-US"/>
+        </w:rPr>
+        <w:t xml:space="preserve">, </w:t>
+      </w:r>
+      <w:r>
+        <w:rPr>
+          <w:rFonts w:ascii="Times New Roman" w:hAnsi="Times New Roman"/>
+          <w:color w:val="000000"/>
+          <w:sz w:val="28"/>
+        </w:rPr>
+        <w:t>А</w:t>
+      </w:r>
+      <w:r>
+        <w:rPr>
+          <w:rFonts w:ascii="Times New Roman" w:hAnsi="Times New Roman"/>
+          <w:color w:val="000000"/>
+          <w:sz w:val="28"/>
+          <w:lang w:val="en-US"/>
+        </w:rPr>
+        <w:t xml:space="preserve">. React </w:t>
+      </w:r>
+      <w:r>
+        <w:rPr>
+          <w:rFonts w:ascii="Times New Roman" w:hAnsi="Times New Roman"/>
+          <w:color w:val="000000"/>
+          <w:sz w:val="28"/>
+        </w:rPr>
+        <w:t>и</w:t>
+      </w:r>
+      <w:r>
+        <w:rPr>
+          <w:rFonts w:ascii="Times New Roman" w:hAnsi="Times New Roman"/>
+          <w:color w:val="000000"/>
+          <w:sz w:val="28"/>
+          <w:lang w:val="en-US"/>
+        </w:rPr>
+        <w:t xml:space="preserve"> TypeScript. </w:t>
+      </w:r>
+      <w:r>
+        <w:rPr>
+          <w:rFonts w:ascii="Times New Roman" w:hAnsi="Times New Roman"/>
+          <w:color w:val="000000"/>
+          <w:sz w:val="28"/>
+        </w:rPr>
+        <w:t>Разработка веб-приложений : пер. с англ. / А. Бэнкс, Е. Порселло. — Санкт-Петербург : Питер, 2022. — 240 с. — ISBN 978-5-4461-1934-9.</w:t>
+      </w:r>
+    </w:p>
+    <w:p>
+      <w:pPr>
+        <w:spacing w:line="360" w:lineRule="auto"/>
+        <w:ind w:firstLine="850"/>
+        <w:jc w:val="both"/>
+      </w:pPr>
+      <w:r>
+        <w:rPr>
+          <w:rFonts w:ascii="Times New Roman" w:hAnsi="Times New Roman"/>
+          <w:color w:val="000000"/>
+          <w:sz w:val="28"/>
+        </w:rPr>
+        <w:t>5. Фаулер, М. Шаблоны корпоративных приложений : пер. с англ. / М. Фаулер. — Москва : Вильямс, 2018. — 544 с. — ISBN 978-5-8459-1611-2.</w:t>
       </w:r>
     </w:p>
     <w:p>
@@ -9892,195 +10028,131 @@
           <w:sz w:val="28"/>
         </w:rPr>
         <w:lastRenderedPageBreak/>
-        <w:t>7. Браун И. Веб-разработка с применением Node и Express. Практическое руководство по созданию серверной части приложений.</w:t>
-      </w:r>
-    </w:p>
-    <w:p>
-      <w:pPr>
-        <w:spacing w:line="360" w:lineRule="auto"/>
-        <w:ind w:firstLine="850"/>
-        <w:jc w:val="both"/>
-      </w:pPr>
-      <w:r>
-        <w:rPr>
-          <w:rFonts w:ascii="Times New Roman" w:hAnsi="Times New Roman"/>
-          <w:color w:val="000000"/>
-          <w:sz w:val="28"/>
-        </w:rPr>
-        <w:t>8. Закас Н. JavaScript. Оптимизация производительности. Книга фокусируется на выявлении и устранении узких мест производительности.</w:t>
-      </w:r>
-    </w:p>
-    <w:p>
-      <w:pPr>
-        <w:spacing w:line="360" w:lineRule="auto"/>
-        <w:ind w:firstLine="850"/>
-        <w:jc w:val="both"/>
-      </w:pPr>
-      <w:r>
-        <w:rPr>
-          <w:rFonts w:ascii="Times New Roman" w:hAnsi="Times New Roman"/>
-          <w:color w:val="000000"/>
-          <w:sz w:val="28"/>
-        </w:rPr>
-        <w:t>9. Резиг Д. Секреты JavaScript ниндзя. Углублённое руководство по ключевым аспектам JavaScript: функциям, замыканиям и прототипам.</w:t>
-      </w:r>
-    </w:p>
-    <w:p>
-      <w:pPr>
-        <w:spacing w:line="360" w:lineRule="auto"/>
-        <w:ind w:firstLine="850"/>
-        <w:jc w:val="both"/>
-      </w:pPr>
-      <w:r>
-        <w:rPr>
-          <w:rFonts w:ascii="Times New Roman" w:hAnsi="Times New Roman"/>
-          <w:color w:val="000000"/>
-          <w:sz w:val="28"/>
-        </w:rPr>
-        <w:t>10. Симпсон К. Вы не знаете JS. Асинхронная обработка и производительность. Подробно рассматриваются механизмы асинхронного программирования.</w:t>
-      </w:r>
-    </w:p>
-    <w:p>
-      <w:pPr>
-        <w:spacing w:line="360" w:lineRule="auto"/>
-        <w:ind w:firstLine="850"/>
-        <w:jc w:val="both"/>
-      </w:pPr>
-      <w:r>
-        <w:rPr>
-          <w:rFonts w:ascii="Times New Roman" w:hAnsi="Times New Roman"/>
-          <w:color w:val="000000"/>
-          <w:sz w:val="28"/>
-        </w:rPr>
-        <w:t>11. Хавербеке М. Выразительный JavaScript. Современное введение в язык JavaScript, ориентированное на написание чистого и понятного кода.</w:t>
-      </w:r>
-    </w:p>
-    <w:p>
-      <w:pPr>
-        <w:spacing w:line="360" w:lineRule="auto"/>
-        <w:ind w:firstLine="850"/>
-        <w:jc w:val="both"/>
-      </w:pPr>
-      <w:r>
-        <w:rPr>
-          <w:rFonts w:ascii="Times New Roman" w:hAnsi="Times New Roman"/>
-          <w:color w:val="000000"/>
-          <w:sz w:val="28"/>
-        </w:rPr>
-        <w:t>12. Хортон Д. Веб-разработка на Node.js и Express. Практическое руководство по созданию серверных приложений.</w:t>
-      </w:r>
-    </w:p>
-    <w:p>
-      <w:pPr>
-        <w:spacing w:line="360" w:lineRule="auto"/>
-        <w:ind w:firstLine="850"/>
-        <w:jc w:val="both"/>
-      </w:pPr>
-      <w:r>
-        <w:rPr>
-          <w:rFonts w:ascii="Times New Roman" w:hAnsi="Times New Roman"/>
-          <w:color w:val="000000"/>
-          <w:sz w:val="28"/>
-        </w:rPr>
-        <w:t>13. Чиннатхамби К. Изучаем React. Практическое руководство по освоению одной из самых популярных библиотек для создания интерфейсов.</w:t>
-      </w:r>
-    </w:p>
-    <w:p>
-      <w:pPr>
-        <w:spacing w:line="360" w:lineRule="auto"/>
-        <w:ind w:firstLine="850"/>
-        <w:jc w:val="both"/>
-      </w:pPr>
-      <w:r>
-        <w:rPr>
-          <w:rFonts w:ascii="Times New Roman" w:hAnsi="Times New Roman"/>
-          <w:color w:val="000000"/>
-          <w:sz w:val="28"/>
-        </w:rPr>
-        <w:t>14. Сазерленд Д. Scrum. Революционный метод управления проектами. Автор объясняет ключевые принципы гибкого управления.</w:t>
-      </w:r>
-    </w:p>
-    <w:p>
-      <w:pPr>
-        <w:spacing w:line="360" w:lineRule="auto"/>
-        <w:ind w:firstLine="850"/>
-        <w:jc w:val="both"/>
-      </w:pPr>
-      <w:r>
-        <w:rPr>
-          <w:rFonts w:ascii="Times New Roman" w:hAnsi="Times New Roman"/>
-          <w:color w:val="000000"/>
-          <w:sz w:val="28"/>
-        </w:rPr>
-        <w:t>15. Стеллман Э., Грин Д. Постигая Agile. Ценности, принципы, методологии. Подробно рассматриваются философия и практические основы гибкой разработки.</w:t>
-      </w:r>
-    </w:p>
-    <w:p>
-      <w:pPr>
-        <w:spacing w:line="360" w:lineRule="auto"/>
-        <w:ind w:firstLine="850"/>
-        <w:jc w:val="both"/>
-      </w:pPr>
-      <w:r>
-        <w:rPr>
-          <w:rFonts w:ascii="Times New Roman" w:hAnsi="Times New Roman"/>
-          <w:color w:val="000000"/>
-          <w:sz w:val="28"/>
-        </w:rPr>
-        <w:t>Основные источники:</w:t>
-      </w:r>
-    </w:p>
-    <w:p>
-      <w:pPr>
-        <w:spacing w:line="360" w:lineRule="auto"/>
-        <w:ind w:firstLine="850"/>
-        <w:jc w:val="both"/>
-      </w:pPr>
-      <w:r>
-        <w:rPr>
-          <w:rFonts w:ascii="Times New Roman" w:hAnsi="Times New Roman"/>
-          <w:color w:val="000000"/>
-          <w:sz w:val="28"/>
-        </w:rPr>
-        <w:t>16. Алексеев А. П. Введение в Web-дизайн. — М.: Солон-Пресс, 2021.</w:t>
-      </w:r>
-    </w:p>
-    <w:p>
-      <w:pPr>
-        <w:spacing w:line="360" w:lineRule="auto"/>
-        <w:ind w:firstLine="850"/>
-        <w:jc w:val="both"/>
-      </w:pPr>
-      <w:r>
-        <w:rPr>
-          <w:rFonts w:ascii="Times New Roman" w:hAnsi="Times New Roman"/>
-          <w:color w:val="000000"/>
-          <w:sz w:val="28"/>
-        </w:rPr>
-        <w:t>17. Тузовский А. Ф. Проектирование и разработка web-приложений. — М.: Юрайт, 2023.</w:t>
-      </w:r>
-    </w:p>
-    <w:p>
-      <w:pPr>
-        <w:spacing w:line="360" w:lineRule="auto"/>
-        <w:ind w:firstLine="850"/>
-        <w:jc w:val="both"/>
-      </w:pPr>
-      <w:r>
-        <w:rPr>
-          <w:rFonts w:ascii="Times New Roman" w:hAnsi="Times New Roman"/>
-          <w:color w:val="000000"/>
-          <w:sz w:val="28"/>
-        </w:rPr>
-        <w:t>18. Полуэктова Н. Р. Разработка веб-приложений. — М.: Юрайт, 2024.</w:t>
-      </w:r>
-    </w:p>
-    <w:p>
-      <w:pPr>
-        <w:spacing w:line="360" w:lineRule="auto"/>
-        <w:ind w:firstLine="850"/>
-        <w:jc w:val="both"/>
-      </w:pPr>
+        <w:t>6. Мартин, Р. Чистая архитектура. Искусство разработки программного обеспечения : пер. с англ. / Р. Мартин. — Санкт-Петербург : Питер, 2018. — 352 с. — ISBN 978-5-4461-0623-3.</w:t>
+      </w:r>
+    </w:p>
+    <w:p>
+      <w:pPr>
+        <w:spacing w:line="360" w:lineRule="auto"/>
+        <w:ind w:firstLine="850"/>
+        <w:jc w:val="both"/>
+      </w:pPr>
+      <w:r>
+        <w:rPr>
+          <w:rFonts w:ascii="Times New Roman" w:hAnsi="Times New Roman"/>
+          <w:color w:val="000000"/>
+          <w:sz w:val="28"/>
+        </w:rPr>
+        <w:t>7. Браун, И. Веб-разработка с применением Node и Express. Полноценное использование стека JavaScript : пер. с англ. / И. Браун. — 2-е изд. — Санкт-Петербург : Питер, 2021. — 336 с. — ISBN 978-5-4461-1492-4.</w:t>
+      </w:r>
+    </w:p>
+    <w:p>
+      <w:pPr>
+        <w:spacing w:line="360" w:lineRule="auto"/>
+        <w:ind w:firstLine="850"/>
+        <w:jc w:val="both"/>
+      </w:pPr>
+      <w:r>
+        <w:rPr>
+          <w:rFonts w:ascii="Times New Roman" w:hAnsi="Times New Roman"/>
+          <w:color w:val="000000"/>
+          <w:sz w:val="28"/>
+        </w:rPr>
+        <w:t>8. Закас, Н. JavaScript. Оптимизация производительности : пер. с англ. / Н. Закас. — Санкт-Петербург : Символ-Плюс, 2012. — 256 с. — ISBN 978-5-93286-213-1.</w:t>
+      </w:r>
+    </w:p>
+    <w:p>
+      <w:pPr>
+        <w:spacing w:line="360" w:lineRule="auto"/>
+        <w:ind w:firstLine="850"/>
+        <w:jc w:val="both"/>
+        <w:rPr>
+          <w:lang w:val="en-US"/>
+        </w:rPr>
+      </w:pPr>
+      <w:r>
+        <w:rPr>
+          <w:rFonts w:ascii="Times New Roman" w:hAnsi="Times New Roman"/>
+          <w:color w:val="000000"/>
+          <w:sz w:val="28"/>
+        </w:rPr>
+        <w:t xml:space="preserve">9. Резиг, Д. Секреты JavaScript ниндзя : пер. с англ. / Д. Резиг, Б. Бибо, И. Марас. — 2-е изд. — Санкт-Петербург : Питер, 2017. — 544 с. — ISBN 978-5-4461-0371-3. </w:t>
+      </w:r>
+      <w:r>
+        <w:rPr>
+          <w:rFonts w:ascii="Times New Roman" w:hAnsi="Times New Roman"/>
+          <w:color w:val="000000"/>
+          <w:sz w:val="28"/>
+          <w:lang w:val="en-US"/>
+        </w:rPr>
+        <w:t xml:space="preserve">URL: </w:t>
+      </w:r>
+      <w:hyperlink r:id="rId17">
+        <w:r>
+          <w:rPr>
+            <w:rFonts w:ascii="Times New Roman" w:hAnsi="Times New Roman"/>
+            <w:color w:val="0563C1"/>
+            <w:sz w:val="28"/>
+            <w:u w:val="single"/>
+            <w:lang w:val="en-US"/>
+          </w:rPr>
+          <w:t>https://library-it.com/wp-content/uploads/2020/11/rezig-sekrety_javascript_nindzja_2017.pdf</w:t>
+        </w:r>
+      </w:hyperlink>
+    </w:p>
+    <w:p>
+      <w:pPr>
+        <w:spacing w:line="360" w:lineRule="auto"/>
+        <w:ind w:firstLine="850"/>
+        <w:jc w:val="both"/>
+        <w:rPr>
+          <w:lang w:val="en-US"/>
+        </w:rPr>
+      </w:pPr>
+      <w:r>
+        <w:rPr>
+          <w:rFonts w:ascii="Times New Roman" w:hAnsi="Times New Roman"/>
+          <w:color w:val="000000"/>
+          <w:sz w:val="28"/>
+        </w:rPr>
+        <w:t xml:space="preserve">10. Симпсон, К. Вы не знаете JS. Асинхронная обработка и оптимизация : пер. с англ. / К. Симпсон. — Санкт-Петербург : Питер, 2019. — 352 с. — (Серия «Бестселлеры O'Reilly»). — ISBN 978-5-4461-1313-2. </w:t>
+      </w:r>
+      <w:r>
+        <w:rPr>
+          <w:rFonts w:ascii="Times New Roman" w:hAnsi="Times New Roman"/>
+          <w:color w:val="000000"/>
+          <w:sz w:val="28"/>
+          <w:lang w:val="en-US"/>
+        </w:rPr>
+        <w:t xml:space="preserve">URL: </w:t>
+      </w:r>
+      <w:hyperlink r:id="rId18">
+        <w:r>
+          <w:rPr>
+            <w:rFonts w:ascii="Times New Roman" w:hAnsi="Times New Roman"/>
+            <w:color w:val="0563C1"/>
+            <w:sz w:val="28"/>
+            <w:u w:val="single"/>
+            <w:lang w:val="en-US"/>
+          </w:rPr>
+          <w:t>https://ru.scribd.com/document/456268384/%D0%92%D1%8B-%D0%BD%D0%B5-%D0%B7%D0%BD%D0%B0%D0%B5%D1%82%D0%B5-JS-%D0%90%D1%81%D0%B8%D0%BD%D1%85%D1%80%D0%BE%D0%BD%D0%BD%D0%B0%D1%8F-%D0%BE%D0%B1%D1%80%D0%B0%D0%B1%D0%BE%D1%82%D0%BA%D0%B0-%D0%B8-%D0%BE%D0%BF%D1%82%D0%B8%D0%BC%D0%B8%D0%B7%D0%B0%D1%86%D0%B8%D1%8F-pdf</w:t>
+        </w:r>
+      </w:hyperlink>
+    </w:p>
+    <w:p>
+      <w:pPr>
+        <w:spacing w:line="360" w:lineRule="auto"/>
+        <w:ind w:firstLine="850"/>
+        <w:jc w:val="both"/>
+      </w:pPr>
+      <w:r>
+        <w:rPr>
+          <w:rFonts w:ascii="Times New Roman" w:hAnsi="Times New Roman"/>
+          <w:color w:val="000000"/>
+          <w:sz w:val="28"/>
+        </w:rPr>
+        <w:t xml:space="preserve">11. Хавербеке, М. Выразительный JavaScript. Современное программирование : пер. с англ. / М. Хавербеке. — 3-е изд. — Санкт-Петербург </w:t>
+      </w:r>
       <w:r>
         <w:rPr>
           <w:rFonts w:ascii="Times New Roman" w:hAnsi="Times New Roman"/>
@@ -10088,77 +10160,506 @@
           <w:sz w:val="28"/>
         </w:rPr>
         <w:lastRenderedPageBreak/>
-        <w:t>19. Никулин В. В. Разработка серверной части веб-ресурса. — М.: Лань, 2023.</w:t>
-      </w:r>
-    </w:p>
-    <w:p>
-      <w:pPr>
-        <w:spacing w:line="360" w:lineRule="auto"/>
-        <w:ind w:firstLine="850"/>
-        <w:jc w:val="both"/>
-      </w:pPr>
-      <w:r>
-        <w:rPr>
-          <w:rFonts w:ascii="Times New Roman" w:hAnsi="Times New Roman"/>
-          <w:color w:val="000000"/>
-          <w:sz w:val="28"/>
-        </w:rPr>
-        <w:t>20. Диков А. В. Клиентские технологии веб-программирования. — М.: Лань, 2020.</w:t>
-      </w:r>
-    </w:p>
-    <w:p>
-      <w:pPr>
-        <w:spacing w:line="360" w:lineRule="auto"/>
-        <w:ind w:firstLine="850"/>
-        <w:jc w:val="both"/>
-      </w:pPr>
-      <w:r>
-        <w:rPr>
-          <w:rFonts w:ascii="Times New Roman" w:hAnsi="Times New Roman"/>
-          <w:color w:val="000000"/>
-          <w:sz w:val="28"/>
-        </w:rPr>
-        <w:t>21. Татро К. Создаем динамические веб-сайты на PHP. — СПб.: Питер, 2021.</w:t>
-      </w:r>
-    </w:p>
-    <w:p>
-      <w:pPr>
-        <w:spacing w:line="360" w:lineRule="auto"/>
-        <w:ind w:firstLine="850"/>
-        <w:jc w:val="both"/>
-      </w:pPr>
-      <w:r>
-        <w:rPr>
-          <w:rFonts w:ascii="Times New Roman" w:hAnsi="Times New Roman"/>
-          <w:color w:val="000000"/>
-          <w:sz w:val="28"/>
-        </w:rPr>
-        <w:t>22. Крокфорд Д. JavaScript: сильные стороны. — СПб.: Питер, 2019.</w:t>
-      </w:r>
-    </w:p>
-    <w:p>
-      <w:pPr>
-        <w:spacing w:line="360" w:lineRule="auto"/>
-        <w:ind w:firstLine="850"/>
-        <w:jc w:val="both"/>
-      </w:pPr>
-      <w:r>
-        <w:rPr>
-          <w:rFonts w:ascii="Times New Roman" w:hAnsi="Times New Roman"/>
-          <w:color w:val="000000"/>
-          <w:sz w:val="28"/>
-        </w:rPr>
-        <w:t>23. Робсон Э. Изучаем HTML, XHTML и CSS. — СПб.: Питер, 2021.</w:t>
-      </w:r>
-    </w:p>
-    <w:p>
-      <w:pPr>
-        <w:spacing w:line="360" w:lineRule="auto"/>
-        <w:ind w:firstLine="850"/>
-        <w:jc w:val="both"/>
-        <w:rPr>
-          <w:lang w:val="en-US"/>
-        </w:rPr>
+        <w:t xml:space="preserve">: Питер, 2019. — 480 с. — ISBN 978-5-4461-1226-5. URL: </w:t>
+      </w:r>
+      <w:hyperlink r:id="rId19">
+        <w:r>
+          <w:rPr>
+            <w:rFonts w:ascii="Times New Roman" w:hAnsi="Times New Roman"/>
+            <w:color w:val="0563C1"/>
+            <w:sz w:val="28"/>
+            <w:u w:val="single"/>
+          </w:rPr>
+          <w:t>https://eloquentjavascript.net/Eloquent_JavaScript_small.pdf</w:t>
+        </w:r>
+      </w:hyperlink>
+    </w:p>
+    <w:p>
+      <w:pPr>
+        <w:spacing w:line="360" w:lineRule="auto"/>
+        <w:ind w:firstLine="850"/>
+        <w:jc w:val="both"/>
+        <w:rPr>
+          <w:lang w:val="en-US"/>
+        </w:rPr>
+      </w:pPr>
+      <w:r>
+        <w:rPr>
+          <w:rFonts w:ascii="Times New Roman" w:hAnsi="Times New Roman"/>
+          <w:color w:val="000000"/>
+          <w:sz w:val="28"/>
+        </w:rPr>
+        <w:t xml:space="preserve">12. Хэррон, Д. Node.js. Разработка серверных веб-приложений на JavaScript : пер. с англ. / Д. Хэррон. — Москва : ДМК Пресс, 2017. — 522 с. — ISBN 978-5-94074-809-0. </w:t>
+      </w:r>
+      <w:r>
+        <w:rPr>
+          <w:rFonts w:ascii="Times New Roman" w:hAnsi="Times New Roman"/>
+          <w:color w:val="000000"/>
+          <w:sz w:val="28"/>
+          <w:lang w:val="en-US"/>
+        </w:rPr>
+        <w:t xml:space="preserve">URL: </w:t>
+      </w:r>
+      <w:hyperlink r:id="rId20">
+        <w:r>
+          <w:rPr>
+            <w:rFonts w:ascii="Times New Roman" w:hAnsi="Times New Roman"/>
+            <w:color w:val="0563C1"/>
+            <w:sz w:val="28"/>
+            <w:u w:val="single"/>
+            <w:lang w:val="en-US"/>
+          </w:rPr>
+          <w:t>https://api.pageplace.de/preview/DT0400.9785898186326_A48641993/preview-9785898186326_A48641993.pdf</w:t>
+        </w:r>
+      </w:hyperlink>
+    </w:p>
+    <w:p>
+      <w:pPr>
+        <w:spacing w:line="360" w:lineRule="auto"/>
+        <w:ind w:firstLine="850"/>
+        <w:jc w:val="both"/>
+      </w:pPr>
+      <w:r>
+        <w:rPr>
+          <w:rFonts w:ascii="Times New Roman" w:hAnsi="Times New Roman"/>
+          <w:color w:val="000000"/>
+          <w:sz w:val="28"/>
+        </w:rPr>
+        <w:t xml:space="preserve">13. Чиннатхамби, К. Изучаем </w:t>
+      </w:r>
+      <w:proofErr w:type="gramStart"/>
+      <w:r>
+        <w:rPr>
+          <w:rFonts w:ascii="Times New Roman" w:hAnsi="Times New Roman"/>
+          <w:color w:val="000000"/>
+          <w:sz w:val="28"/>
+        </w:rPr>
+        <w:t>React :</w:t>
+      </w:r>
+      <w:proofErr w:type="gramEnd"/>
+      <w:r>
+        <w:rPr>
+          <w:rFonts w:ascii="Times New Roman" w:hAnsi="Times New Roman"/>
+          <w:color w:val="000000"/>
+          <w:sz w:val="28"/>
+        </w:rPr>
+        <w:t xml:space="preserve"> пер. с англ. / К. Чиннатхамби. — 2-е изд. — Санкт-Петербург : Питер, 2019. — 368 с. — ISBN 978-5-4461-1210-4.  URL: </w:t>
+      </w:r>
+      <w:hyperlink r:id="rId21">
+        <w:r>
+          <w:rPr>
+            <w:rFonts w:ascii="Times New Roman" w:hAnsi="Times New Roman"/>
+            <w:color w:val="0563C1"/>
+            <w:sz w:val="28"/>
+            <w:u w:val="single"/>
+          </w:rPr>
+          <w:t>https://codernotes.ru/books/javascript/izuchaem-react.html</w:t>
+        </w:r>
+      </w:hyperlink>
+    </w:p>
+    <w:p>
+      <w:pPr>
+        <w:spacing w:line="360" w:lineRule="auto"/>
+        <w:ind w:firstLine="850"/>
+        <w:jc w:val="both"/>
+        <w:rPr>
+          <w:lang w:val="en-US"/>
+        </w:rPr>
+      </w:pPr>
+      <w:r>
+        <w:rPr>
+          <w:rFonts w:ascii="Times New Roman" w:hAnsi="Times New Roman"/>
+          <w:color w:val="000000"/>
+          <w:sz w:val="28"/>
+        </w:rPr>
+        <w:t xml:space="preserve">14. Сазерленд, Д. Scrum. Революционный метод управления проектами : пер. с англ. / Д. Сазерленд. — 2-е изд. — Москва : Манн, Иванов и Фербер, 2017. — 272 с. — ISBN 978-5-00100-562-9. </w:t>
+      </w:r>
+      <w:r>
+        <w:rPr>
+          <w:rFonts w:ascii="Times New Roman" w:hAnsi="Times New Roman"/>
+          <w:color w:val="000000"/>
+          <w:sz w:val="28"/>
+          <w:lang w:val="en-US"/>
+        </w:rPr>
+        <w:t xml:space="preserve">URL: </w:t>
+      </w:r>
+      <w:hyperlink r:id="rId22">
+        <w:r>
+          <w:rPr>
+            <w:rFonts w:ascii="Times New Roman" w:hAnsi="Times New Roman"/>
+            <w:color w:val="0563C1"/>
+            <w:sz w:val="28"/>
+            <w:u w:val="single"/>
+            <w:lang w:val="en-US"/>
+          </w:rPr>
+          <w:t>https://www.mann-ivanov-ferber.ru/assets/files/bookparts/scrum/scrum_25-5-17_read_stamped.pdf</w:t>
+        </w:r>
+      </w:hyperlink>
+    </w:p>
+    <w:p>
+      <w:pPr>
+        <w:spacing w:line="360" w:lineRule="auto"/>
+        <w:ind w:firstLine="850"/>
+        <w:jc w:val="both"/>
+        <w:rPr>
+          <w:lang w:val="en-US"/>
+        </w:rPr>
+      </w:pPr>
+      <w:r>
+        <w:rPr>
+          <w:rFonts w:ascii="Times New Roman" w:hAnsi="Times New Roman"/>
+          <w:color w:val="000000"/>
+          <w:sz w:val="28"/>
+        </w:rPr>
+        <w:t xml:space="preserve">15. Стеллман, Э. Постигая Agile. Ценности, принципы, методологии : пер. с англ. / Э. Стеллман, Д. Грин. — Москва : Манн, Иванов и Фербер, 2017. — 448 с. — ISBN 978-5-00100-612-1. </w:t>
+      </w:r>
+      <w:r>
+        <w:rPr>
+          <w:rFonts w:ascii="Times New Roman" w:hAnsi="Times New Roman"/>
+          <w:color w:val="000000"/>
+          <w:sz w:val="28"/>
+          <w:lang w:val="en-US"/>
+        </w:rPr>
+        <w:t xml:space="preserve">URL: </w:t>
+      </w:r>
+      <w:hyperlink r:id="rId23">
+        <w:r>
+          <w:rPr>
+            <w:rFonts w:ascii="Times New Roman" w:hAnsi="Times New Roman"/>
+            <w:color w:val="0563C1"/>
+            <w:sz w:val="28"/>
+            <w:u w:val="single"/>
+            <w:lang w:val="en-US"/>
+          </w:rPr>
+          <w:t>https://www.mann-ivanov-ferber.ru/assets/files/bookparts-new/postigaya-agile/Agile_read_stamped.pdf</w:t>
+        </w:r>
+      </w:hyperlink>
+    </w:p>
+    <w:p>
+      <w:pPr>
+        <w:spacing w:line="360" w:lineRule="auto"/>
+        <w:ind w:firstLine="850"/>
+        <w:jc w:val="both"/>
+        <w:rPr>
+          <w:lang w:val="en-US"/>
+        </w:rPr>
+      </w:pPr>
+      <w:r>
+        <w:rPr>
+          <w:rFonts w:ascii="Times New Roman" w:hAnsi="Times New Roman"/>
+          <w:color w:val="000000"/>
+          <w:sz w:val="28"/>
+        </w:rPr>
+        <w:t>16. Алексеев, А. П. Введение в Web-</w:t>
+      </w:r>
+      <w:proofErr w:type="gramStart"/>
+      <w:r>
+        <w:rPr>
+          <w:rFonts w:ascii="Times New Roman" w:hAnsi="Times New Roman"/>
+          <w:color w:val="000000"/>
+          <w:sz w:val="28"/>
+        </w:rPr>
+        <w:t>дизайн :</w:t>
+      </w:r>
+      <w:proofErr w:type="gramEnd"/>
+      <w:r>
+        <w:rPr>
+          <w:rFonts w:ascii="Times New Roman" w:hAnsi="Times New Roman"/>
+          <w:color w:val="000000"/>
+          <w:sz w:val="28"/>
+        </w:rPr>
+        <w:t xml:space="preserve"> учебное пособие / А. П. Алексеев. — Москва : Солон-Пресс, 2021. — 184 с. — ISBN 978-5-91359-355-9. </w:t>
+      </w:r>
+      <w:r>
+        <w:rPr>
+          <w:rFonts w:ascii="Times New Roman" w:hAnsi="Times New Roman"/>
+          <w:color w:val="000000"/>
+          <w:sz w:val="28"/>
+          <w:lang w:val="en-US"/>
+        </w:rPr>
+        <w:t xml:space="preserve">URL: </w:t>
+      </w:r>
+      <w:hyperlink r:id="rId24">
+        <w:r>
+          <w:rPr>
+            <w:rFonts w:ascii="Times New Roman" w:hAnsi="Times New Roman"/>
+            <w:color w:val="0563C1"/>
+            <w:sz w:val="28"/>
+            <w:u w:val="single"/>
+            <w:lang w:val="en-US"/>
+          </w:rPr>
+          <w:t>https://solon-press.ru/biblioteka-studenta/vvedenie-v-web-dizajn-uchebnoe-posobie</w:t>
+        </w:r>
+      </w:hyperlink>
+    </w:p>
+    <w:p>
+      <w:pPr>
+        <w:spacing w:line="360" w:lineRule="auto"/>
+        <w:ind w:firstLine="850"/>
+        <w:jc w:val="both"/>
+        <w:rPr>
+          <w:lang w:val="en-US"/>
+        </w:rPr>
+      </w:pPr>
+      <w:r>
+        <w:rPr>
+          <w:rFonts w:ascii="Times New Roman" w:hAnsi="Times New Roman"/>
+          <w:color w:val="000000"/>
+          <w:sz w:val="28"/>
+        </w:rPr>
+        <w:t>17. Тузовский, А. Ф. Проектирование и разработка web-</w:t>
+      </w:r>
+      <w:proofErr w:type="gramStart"/>
+      <w:r>
+        <w:rPr>
+          <w:rFonts w:ascii="Times New Roman" w:hAnsi="Times New Roman"/>
+          <w:color w:val="000000"/>
+          <w:sz w:val="28"/>
+        </w:rPr>
+        <w:t>приложений :</w:t>
+      </w:r>
+      <w:proofErr w:type="gramEnd"/>
+      <w:r>
+        <w:rPr>
+          <w:rFonts w:ascii="Times New Roman" w:hAnsi="Times New Roman"/>
+          <w:color w:val="000000"/>
+          <w:sz w:val="28"/>
+        </w:rPr>
+        <w:t xml:space="preserve"> учебное пособие для вузов / А. Ф. Тузовский. — Москва : Юрайт, 2023. — 219 с. — ISBN 978-5-534-16767-2. </w:t>
+      </w:r>
+      <w:r>
+        <w:rPr>
+          <w:rFonts w:ascii="Times New Roman" w:hAnsi="Times New Roman"/>
+          <w:color w:val="000000"/>
+          <w:sz w:val="28"/>
+          <w:lang w:val="en-US"/>
+        </w:rPr>
+        <w:t xml:space="preserve">URL: </w:t>
+      </w:r>
+      <w:hyperlink r:id="rId25">
+        <w:r>
+          <w:rPr>
+            <w:rFonts w:ascii="Times New Roman" w:hAnsi="Times New Roman"/>
+            <w:color w:val="0563C1"/>
+            <w:sz w:val="28"/>
+            <w:u w:val="single"/>
+            <w:lang w:val="en-US"/>
+          </w:rPr>
+          <w:t>https://urait.ru/book/proektirovanie-i-razrabotka-web-prilozheniy-531669</w:t>
+        </w:r>
+      </w:hyperlink>
+    </w:p>
+    <w:p>
+      <w:pPr>
+        <w:spacing w:line="360" w:lineRule="auto"/>
+        <w:ind w:firstLine="850"/>
+        <w:jc w:val="both"/>
+      </w:pPr>
+      <w:r>
+        <w:rPr>
+          <w:rFonts w:ascii="Times New Roman" w:hAnsi="Times New Roman"/>
+          <w:color w:val="000000"/>
+          <w:sz w:val="28"/>
+        </w:rPr>
+        <w:lastRenderedPageBreak/>
+        <w:t>18. Полуэктова, Н. Р. Разработка веб-</w:t>
+      </w:r>
+      <w:proofErr w:type="gramStart"/>
+      <w:r>
+        <w:rPr>
+          <w:rFonts w:ascii="Times New Roman" w:hAnsi="Times New Roman"/>
+          <w:color w:val="000000"/>
+          <w:sz w:val="28"/>
+        </w:rPr>
+        <w:t>приложений :</w:t>
+      </w:r>
+      <w:proofErr w:type="gramEnd"/>
+      <w:r>
+        <w:rPr>
+          <w:rFonts w:ascii="Times New Roman" w:hAnsi="Times New Roman"/>
+          <w:color w:val="000000"/>
+          <w:sz w:val="28"/>
+        </w:rPr>
+        <w:t xml:space="preserve"> учебное пособие для СПО / Н. Р. Полуэктова. — 2-е изд. — Москва : Юрайт, 2024. — 204 с. — ISBN 978-5-534-14744-5. URL: </w:t>
+      </w:r>
+      <w:hyperlink r:id="rId26">
+        <w:r>
+          <w:rPr>
+            <w:rFonts w:ascii="Times New Roman" w:hAnsi="Times New Roman"/>
+            <w:color w:val="0563C1"/>
+            <w:sz w:val="28"/>
+            <w:u w:val="single"/>
+          </w:rPr>
+          <w:t>https://urait.ru/bcode/567610</w:t>
+        </w:r>
+      </w:hyperlink>
+    </w:p>
+    <w:p>
+      <w:pPr>
+        <w:spacing w:line="360" w:lineRule="auto"/>
+        <w:ind w:firstLine="850"/>
+        <w:jc w:val="both"/>
+        <w:rPr>
+          <w:lang w:val="en-US"/>
+        </w:rPr>
+      </w:pPr>
+      <w:r>
+        <w:rPr>
+          <w:rFonts w:ascii="Times New Roman" w:hAnsi="Times New Roman"/>
+          <w:color w:val="000000"/>
+          <w:sz w:val="28"/>
+        </w:rPr>
+        <w:t xml:space="preserve">19. Никулин, В. В. Разработка серверной части веб-ресурса : учебное пособие для вузов / В. В. Никулин, А. А. Олейников. — Санкт-Петербург : Лань, 2023. — 132 с. — ISBN 978-5-507-47868-2. </w:t>
+      </w:r>
+      <w:r>
+        <w:rPr>
+          <w:rFonts w:ascii="Times New Roman" w:hAnsi="Times New Roman"/>
+          <w:color w:val="000000"/>
+          <w:sz w:val="28"/>
+          <w:lang w:val="en-US"/>
+        </w:rPr>
+        <w:t xml:space="preserve">URL: </w:t>
+      </w:r>
+      <w:hyperlink r:id="rId27">
+        <w:r>
+          <w:rPr>
+            <w:rFonts w:ascii="Times New Roman" w:hAnsi="Times New Roman"/>
+            <w:color w:val="0563C1"/>
+            <w:sz w:val="28"/>
+            <w:u w:val="single"/>
+            <w:lang w:val="en-US"/>
+          </w:rPr>
+          <w:t>https://globalf5.com/knigi/nauka-obrazovanie/informatika/informacionnye-tehnologii/razrabotka-servernoy-chasti_334952</w:t>
+        </w:r>
+      </w:hyperlink>
+    </w:p>
+    <w:p>
+      <w:pPr>
+        <w:spacing w:line="360" w:lineRule="auto"/>
+        <w:ind w:firstLine="850"/>
+        <w:jc w:val="both"/>
+      </w:pPr>
+      <w:r>
+        <w:rPr>
+          <w:rFonts w:ascii="Times New Roman" w:hAnsi="Times New Roman"/>
+          <w:color w:val="000000"/>
+          <w:sz w:val="28"/>
+        </w:rPr>
+        <w:t>20. Диков, А. В. Клиентские технологии веб-</w:t>
+      </w:r>
+      <w:proofErr w:type="gramStart"/>
+      <w:r>
+        <w:rPr>
+          <w:rFonts w:ascii="Times New Roman" w:hAnsi="Times New Roman"/>
+          <w:color w:val="000000"/>
+          <w:sz w:val="28"/>
+        </w:rPr>
+        <w:t>программирования :</w:t>
+      </w:r>
+      <w:proofErr w:type="gramEnd"/>
+      <w:r>
+        <w:rPr>
+          <w:rFonts w:ascii="Times New Roman" w:hAnsi="Times New Roman"/>
+          <w:color w:val="000000"/>
+          <w:sz w:val="28"/>
+        </w:rPr>
+        <w:t xml:space="preserve"> учебное пособие / А. В. Диков. — Москва : Лань, 2020. — 188 с. URL: </w:t>
+      </w:r>
+      <w:hyperlink r:id="rId28">
+        <w:r>
+          <w:rPr>
+            <w:rFonts w:ascii="Times New Roman" w:hAnsi="Times New Roman"/>
+            <w:color w:val="0563C1"/>
+            <w:sz w:val="28"/>
+            <w:u w:val="single"/>
+          </w:rPr>
+          <w:t>https://www.chitai-gorod.ru/product/klientskie-tehnologii-veb-programmirovaniya-javascript-i-dom-uchebnoe-posobie-2772161</w:t>
+        </w:r>
+      </w:hyperlink>
+    </w:p>
+    <w:p>
+      <w:pPr>
+        <w:spacing w:line="360" w:lineRule="auto"/>
+        <w:ind w:firstLine="850"/>
+        <w:jc w:val="both"/>
+      </w:pPr>
+      <w:r>
+        <w:rPr>
+          <w:rFonts w:ascii="Times New Roman" w:hAnsi="Times New Roman"/>
+          <w:color w:val="000000"/>
+          <w:sz w:val="28"/>
+        </w:rPr>
+        <w:t xml:space="preserve">21. Татро, К. Создаем динамические веб-сайты на PHP : пер. с англ. / К. Татро. — Санкт-Петербург : Питер, 2021. — 544 с. URL: </w:t>
+      </w:r>
+      <w:hyperlink r:id="rId29">
+        <w:r>
+          <w:rPr>
+            <w:rFonts w:ascii="Times New Roman" w:hAnsi="Times New Roman"/>
+            <w:color w:val="0563C1"/>
+            <w:sz w:val="28"/>
+            <w:u w:val="single"/>
+          </w:rPr>
+          <w:t>https://www.ozon.ru/product/sozdaem-dinamicheskie-veb-sayty-na-php-4-e-izd-tatro-kevin-makintayr-piter-397672804/</w:t>
+        </w:r>
+      </w:hyperlink>
+    </w:p>
+    <w:p>
+      <w:pPr>
+        <w:spacing w:line="360" w:lineRule="auto"/>
+        <w:ind w:firstLine="850"/>
+        <w:jc w:val="both"/>
+      </w:pPr>
+      <w:r>
+        <w:rPr>
+          <w:rFonts w:ascii="Times New Roman" w:hAnsi="Times New Roman"/>
+          <w:color w:val="000000"/>
+          <w:sz w:val="28"/>
+        </w:rPr>
+        <w:t xml:space="preserve">22. Крокфорд, Д. JavaScript: сильные стороны : пер. с англ. / Д. Крокфорд. — Санкт-Петербург : Питер, 2019. — 176 с. URL: </w:t>
+      </w:r>
+      <w:hyperlink r:id="rId30">
+        <w:r>
+          <w:rPr>
+            <w:rFonts w:ascii="Times New Roman" w:hAnsi="Times New Roman"/>
+            <w:color w:val="0563C1"/>
+            <w:sz w:val="28"/>
+            <w:u w:val="single"/>
+          </w:rPr>
+          <w:t>https://www.ozon.ru/product/javascript-silnye-storony-20217226/</w:t>
+        </w:r>
+      </w:hyperlink>
+    </w:p>
+    <w:p>
+      <w:pPr>
+        <w:spacing w:line="360" w:lineRule="auto"/>
+        <w:ind w:firstLine="850"/>
+        <w:jc w:val="both"/>
+      </w:pPr>
+      <w:r>
+        <w:rPr>
+          <w:rFonts w:ascii="Times New Roman" w:hAnsi="Times New Roman"/>
+          <w:color w:val="000000"/>
+          <w:sz w:val="28"/>
+        </w:rPr>
+        <w:t xml:space="preserve">23. Робсон, Э. Изучаем HTML, XHTML и CSS : пер. с англ. / Э. Робсон, Э. Фримен. — Санкт-Петербург : Питер, 2021. — 720 с. URL: </w:t>
+      </w:r>
+      <w:hyperlink r:id="rId31">
+        <w:r>
+          <w:rPr>
+            <w:rFonts w:ascii="Times New Roman" w:hAnsi="Times New Roman"/>
+            <w:color w:val="0563C1"/>
+            <w:sz w:val="28"/>
+            <w:u w:val="single"/>
+          </w:rPr>
+          <w:t>https://www.ozon.ru/product/izuchaem-html-xhtml-i-css-2-e-izd-211432814/</w:t>
+        </w:r>
+      </w:hyperlink>
+    </w:p>
+    <w:p>
+      <w:pPr>
+        <w:spacing w:line="360" w:lineRule="auto"/>
+        <w:ind w:firstLine="850"/>
+        <w:jc w:val="both"/>
       </w:pPr>
       <w:r>
         <w:rPr>
@@ -10186,7 +10687,7 @@
           <w:sz w:val="28"/>
           <w:lang w:val="en-US"/>
         </w:rPr>
-        <w:t xml:space="preserve"> </w:t>
+        <w:t xml:space="preserve">, </w:t>
       </w:r>
       <w:r>
         <w:rPr>
@@ -10220,42 +10721,27 @@
           <w:sz w:val="28"/>
           <w:lang w:val="en-US"/>
         </w:rPr>
-        <w:t xml:space="preserve"> TypeScript. — </w:t>
-      </w:r>
-      <w:r>
-        <w:rPr>
-          <w:rFonts w:ascii="Times New Roman" w:hAnsi="Times New Roman"/>
-          <w:color w:val="000000"/>
-          <w:sz w:val="28"/>
-        </w:rPr>
-        <w:t>СПб</w:t>
-      </w:r>
-      <w:r>
-        <w:rPr>
-          <w:rFonts w:ascii="Times New Roman" w:hAnsi="Times New Roman"/>
-          <w:color w:val="000000"/>
-          <w:sz w:val="28"/>
-          <w:lang w:val="en-US"/>
-        </w:rPr>
-        <w:t xml:space="preserve">.: </w:t>
-      </w:r>
-      <w:r>
-        <w:rPr>
-          <w:rFonts w:ascii="Times New Roman" w:hAnsi="Times New Roman"/>
-          <w:color w:val="000000"/>
-          <w:sz w:val="28"/>
-        </w:rPr>
-        <w:t>Питер</w:t>
-      </w:r>
-      <w:r>
-        <w:rPr>
-          <w:rFonts w:ascii="Times New Roman" w:hAnsi="Times New Roman"/>
-          <w:color w:val="000000"/>
-          <w:sz w:val="28"/>
-          <w:lang w:val="en-US"/>
-        </w:rPr>
-        <w:t>, 2021.</w:t>
-      </w:r>
+        <w:t xml:space="preserve"> TypeScript. </w:t>
+      </w:r>
+      <w:r>
+        <w:rPr>
+          <w:rFonts w:ascii="Times New Roman" w:hAnsi="Times New Roman"/>
+          <w:color w:val="000000"/>
+          <w:sz w:val="28"/>
+        </w:rPr>
+        <w:t xml:space="preserve">Быстрая разработка с помощью TypeScript : пер. с англ. / Д. Шпект, Й. Файн. — Санкт-Петербург : Питер, 2021. — 464 с. URL: </w:t>
+      </w:r>
+      <w:hyperlink r:id="rId32">
+        <w:r>
+          <w:rPr>
+            <w:rFonts w:ascii="Times New Roman" w:hAnsi="Times New Roman"/>
+            <w:color w:val="0563C1"/>
+            <w:sz w:val="28"/>
+            <w:u w:val="single"/>
+          </w:rPr>
+          <w:t>https://www.piter.com/product/angular-i-typescript-saytostroenie-dlya-professionalov?ysclid=mm1ztmv8q5802610309</w:t>
+        </w:r>
+      </w:hyperlink>
     </w:p>
     <w:p>
       <w:pPr>
@@ -10277,67 +10763,34 @@
         <w:spacing w:line="360" w:lineRule="auto"/>
         <w:ind w:firstLine="850"/>
         <w:jc w:val="both"/>
-        <w:rPr>
-          <w:lang w:val="en-US"/>
-        </w:rPr>
-      </w:pPr>
-      <w:r>
-        <w:rPr>
-          <w:rFonts w:ascii="Times New Roman" w:hAnsi="Times New Roman"/>
-          <w:color w:val="000000"/>
-          <w:sz w:val="28"/>
-        </w:rPr>
-        <w:t>Интернет</w:t>
-      </w:r>
-      <w:r>
-        <w:rPr>
-          <w:rFonts w:ascii="Times New Roman" w:hAnsi="Times New Roman"/>
-          <w:color w:val="000000"/>
-          <w:sz w:val="28"/>
-          <w:lang w:val="en-US"/>
-        </w:rPr>
-        <w:t>-</w:t>
-      </w:r>
-      <w:r>
-        <w:rPr>
-          <w:rFonts w:ascii="Times New Roman" w:hAnsi="Times New Roman"/>
-          <w:color w:val="000000"/>
-          <w:sz w:val="28"/>
-        </w:rPr>
-        <w:t>ресурсы</w:t>
-      </w:r>
-      <w:r>
-        <w:rPr>
-          <w:rFonts w:ascii="Times New Roman" w:hAnsi="Times New Roman"/>
-          <w:color w:val="000000"/>
-          <w:sz w:val="28"/>
-          <w:lang w:val="en-US"/>
-        </w:rPr>
-        <w:t>:</w:t>
-      </w:r>
-    </w:p>
-    <w:p>
-      <w:pPr>
-        <w:spacing w:line="360" w:lineRule="auto"/>
-        <w:ind w:firstLine="850"/>
-        <w:jc w:val="both"/>
-      </w:pPr>
-      <w:r>
-        <w:rPr>
-          <w:rFonts w:ascii="Times New Roman" w:hAnsi="Times New Roman"/>
-          <w:color w:val="000000"/>
-          <w:sz w:val="28"/>
-          <w:lang w:val="en-US"/>
-        </w:rPr>
-        <w:t xml:space="preserve">26. Stack Overflow Developer Survey. </w:t>
-      </w:r>
-      <w:r>
-        <w:rPr>
-          <w:rFonts w:ascii="Times New Roman" w:hAnsi="Times New Roman"/>
-          <w:color w:val="000000"/>
-          <w:sz w:val="28"/>
-        </w:rPr>
-        <w:t>Опросы сообщества разработчиков (использование инструментов управления проектами, в т.ч. Jira). [Электронный ресурс]. URL: https://survey.stackoverflow.co/ (дата обращения: 02.2025).</w:t>
+      </w:pPr>
+      <w:r>
+        <w:rPr>
+          <w:rFonts w:ascii="Times New Roman" w:hAnsi="Times New Roman"/>
+          <w:color w:val="000000"/>
+          <w:sz w:val="28"/>
+        </w:rPr>
+        <w:lastRenderedPageBreak/>
+        <w:t xml:space="preserve">26. Stack Overflow Developer Survey. Опросы сообщества разработчиков (использование инструментов управления проектами, в т.ч. Jira). [Электронный ресурс]. URL: </w:t>
+      </w:r>
+      <w:hyperlink r:id="rId33">
+        <w:r>
+          <w:rPr>
+            <w:rFonts w:ascii="Times New Roman" w:hAnsi="Times New Roman"/>
+            <w:color w:val="0563C1"/>
+            <w:sz w:val="28"/>
+            <w:u w:val="single"/>
+          </w:rPr>
+          <w:t>https://survey.stackoverflow.co/</w:t>
+        </w:r>
+      </w:hyperlink>
+      <w:r>
+        <w:rPr>
+          <w:rFonts w:ascii="Times New Roman" w:hAnsi="Times New Roman"/>
+          <w:color w:val="000000"/>
+          <w:sz w:val="28"/>
+        </w:rPr>
+        <w:t xml:space="preserve"> (дата обращения: 02.2025).</w:t>
       </w:r>
     </w:p>
     <w:p>
@@ -10427,114 +10880,226 @@
           <w:color w:val="000000"/>
           <w:sz w:val="28"/>
         </w:rPr>
+        <w:t xml:space="preserve">32. Atlassian Team Playbook. [Электронный ресурс]. URL: </w:t>
+      </w:r>
+      <w:hyperlink r:id="rId34">
+        <w:r>
+          <w:rPr>
+            <w:rFonts w:ascii="Times New Roman" w:hAnsi="Times New Roman"/>
+            <w:color w:val="0563C1"/>
+            <w:sz w:val="28"/>
+            <w:u w:val="single"/>
+          </w:rPr>
+          <w:t>https://www.atlassian.com/team-playbook</w:t>
+        </w:r>
+      </w:hyperlink>
+      <w:r>
+        <w:rPr>
+          <w:rFonts w:ascii="Times New Roman" w:hAnsi="Times New Roman"/>
+          <w:color w:val="000000"/>
+          <w:sz w:val="28"/>
+        </w:rPr>
+        <w:t xml:space="preserve"> (дата обращения: 10.02.2024).</w:t>
+      </w:r>
+    </w:p>
+    <w:p>
+      <w:pPr>
+        <w:spacing w:line="360" w:lineRule="auto"/>
+        <w:ind w:firstLine="850"/>
+        <w:jc w:val="both"/>
+      </w:pPr>
+      <w:r>
+        <w:rPr>
+          <w:rFonts w:ascii="Times New Roman" w:hAnsi="Times New Roman"/>
+          <w:color w:val="000000"/>
+          <w:sz w:val="28"/>
+        </w:rPr>
+        <w:t xml:space="preserve">33. Документация TypeScript. [Электронный ресурс]. URL: </w:t>
+      </w:r>
+      <w:hyperlink r:id="rId35">
+        <w:r>
+          <w:rPr>
+            <w:rFonts w:ascii="Times New Roman" w:hAnsi="Times New Roman"/>
+            <w:color w:val="0563C1"/>
+            <w:sz w:val="28"/>
+            <w:u w:val="single"/>
+          </w:rPr>
+          <w:t>https://www.typescriptlang.org/docs/</w:t>
+        </w:r>
+      </w:hyperlink>
+      <w:r>
+        <w:rPr>
+          <w:rFonts w:ascii="Times New Roman" w:hAnsi="Times New Roman"/>
+          <w:color w:val="000000"/>
+          <w:sz w:val="28"/>
+        </w:rPr>
+        <w:t xml:space="preserve"> (дата обращения: 10.02.2024).</w:t>
+      </w:r>
+    </w:p>
+    <w:p>
+      <w:pPr>
+        <w:spacing w:line="360" w:lineRule="auto"/>
+        <w:ind w:firstLine="850"/>
+        <w:jc w:val="both"/>
+      </w:pPr>
+      <w:r>
+        <w:rPr>
+          <w:rFonts w:ascii="Times New Roman" w:hAnsi="Times New Roman"/>
+          <w:color w:val="000000"/>
+          <w:sz w:val="28"/>
+        </w:rPr>
+        <w:t xml:space="preserve">34. Документация React. [Электронный ресурс]. URL: </w:t>
+      </w:r>
+      <w:hyperlink r:id="rId36">
+        <w:r>
+          <w:rPr>
+            <w:rFonts w:ascii="Times New Roman" w:hAnsi="Times New Roman"/>
+            <w:color w:val="0563C1"/>
+            <w:sz w:val="28"/>
+            <w:u w:val="single"/>
+          </w:rPr>
+          <w:t>https://react.dev/</w:t>
+        </w:r>
+      </w:hyperlink>
+      <w:r>
+        <w:rPr>
+          <w:rFonts w:ascii="Times New Roman" w:hAnsi="Times New Roman"/>
+          <w:color w:val="000000"/>
+          <w:sz w:val="28"/>
+        </w:rPr>
+        <w:t xml:space="preserve"> (дата обращения: 10.02.2024).</w:t>
+      </w:r>
+    </w:p>
+    <w:p>
+      <w:pPr>
+        <w:spacing w:line="360" w:lineRule="auto"/>
+        <w:ind w:firstLine="850"/>
+        <w:jc w:val="both"/>
+      </w:pPr>
+      <w:r>
+        <w:rPr>
+          <w:rFonts w:ascii="Times New Roman" w:hAnsi="Times New Roman"/>
+          <w:color w:val="000000"/>
+          <w:sz w:val="28"/>
+        </w:rPr>
+        <w:t xml:space="preserve">35. Agile Manifesto. [Электронный ресурс]. URL: </w:t>
+      </w:r>
+      <w:hyperlink r:id="rId37">
+        <w:r>
+          <w:rPr>
+            <w:rFonts w:ascii="Times New Roman" w:hAnsi="Times New Roman"/>
+            <w:color w:val="0563C1"/>
+            <w:sz w:val="28"/>
+            <w:u w:val="single"/>
+          </w:rPr>
+          <w:t>https://agilemanifesto.org</w:t>
+        </w:r>
+      </w:hyperlink>
+    </w:p>
+    <w:p>
+      <w:pPr>
+        <w:spacing w:line="360" w:lineRule="auto"/>
+        <w:ind w:firstLine="850"/>
+        <w:jc w:val="both"/>
+      </w:pPr>
+      <w:r>
+        <w:rPr>
+          <w:rFonts w:ascii="Times New Roman" w:hAnsi="Times New Roman"/>
+          <w:color w:val="000000"/>
+          <w:sz w:val="28"/>
+        </w:rPr>
+        <w:t xml:space="preserve">36. The Scrum Guide. [Электронный ресурс]. URL: </w:t>
+      </w:r>
+      <w:hyperlink r:id="rId38">
+        <w:r>
+          <w:rPr>
+            <w:rFonts w:ascii="Times New Roman" w:hAnsi="Times New Roman"/>
+            <w:color w:val="0563C1"/>
+            <w:sz w:val="28"/>
+            <w:u w:val="single"/>
+          </w:rPr>
+          <w:t>https://scrumguides.org</w:t>
+        </w:r>
+      </w:hyperlink>
+    </w:p>
+    <w:p>
+      <w:pPr>
+        <w:spacing w:line="360" w:lineRule="auto"/>
+        <w:ind w:firstLine="850"/>
+        <w:jc w:val="both"/>
+      </w:pPr>
+      <w:r>
+        <w:rPr>
+          <w:rFonts w:ascii="Times New Roman" w:hAnsi="Times New Roman"/>
+          <w:color w:val="000000"/>
+          <w:sz w:val="28"/>
+        </w:rPr>
+        <w:t xml:space="preserve">37. Тренировочная площадка FreeCodeCamp. [Электронный ресурс]. URL: </w:t>
+      </w:r>
+      <w:hyperlink r:id="rId39">
+        <w:r>
+          <w:rPr>
+            <w:rFonts w:ascii="Times New Roman" w:hAnsi="Times New Roman"/>
+            <w:color w:val="0563C1"/>
+            <w:sz w:val="28"/>
+            <w:u w:val="single"/>
+          </w:rPr>
+          <w:t>https://www.freecodecamp.org/</w:t>
+        </w:r>
+      </w:hyperlink>
+    </w:p>
+    <w:p>
+      <w:pPr>
+        <w:spacing w:line="360" w:lineRule="auto"/>
+        <w:ind w:firstLine="850"/>
+        <w:jc w:val="both"/>
+      </w:pPr>
+      <w:r>
+        <w:rPr>
+          <w:rFonts w:ascii="Times New Roman" w:hAnsi="Times New Roman"/>
+          <w:color w:val="000000"/>
+          <w:sz w:val="28"/>
+        </w:rPr>
+        <w:t xml:space="preserve">38. Архив документации DevDocs. [Электронный ресурс]. URL: </w:t>
+      </w:r>
+      <w:hyperlink r:id="rId40">
+        <w:r>
+          <w:rPr>
+            <w:rFonts w:ascii="Times New Roman" w:hAnsi="Times New Roman"/>
+            <w:color w:val="0563C1"/>
+            <w:sz w:val="28"/>
+            <w:u w:val="single"/>
+          </w:rPr>
+          <w:t>https://devdocs.io/</w:t>
+        </w:r>
+      </w:hyperlink>
+    </w:p>
+    <w:p>
+      <w:pPr>
+        <w:spacing w:line="360" w:lineRule="auto"/>
+        <w:ind w:firstLine="850"/>
+        <w:jc w:val="both"/>
+      </w:pPr>
+      <w:r>
+        <w:rPr>
+          <w:rFonts w:ascii="Times New Roman" w:hAnsi="Times New Roman"/>
+          <w:color w:val="000000"/>
+          <w:sz w:val="28"/>
+        </w:rPr>
         <w:lastRenderedPageBreak/>
-        <w:t>32. Atlassian Team Playbook. [Электронный ресурс]. URL: https://www.atlassian.com/team-playbook (дата обращения: 10.02.2024).</w:t>
-      </w:r>
-    </w:p>
-    <w:p>
-      <w:pPr>
-        <w:spacing w:line="360" w:lineRule="auto"/>
-        <w:ind w:firstLine="850"/>
-        <w:jc w:val="both"/>
-      </w:pPr>
-      <w:r>
-        <w:rPr>
-          <w:rFonts w:ascii="Times New Roman" w:hAnsi="Times New Roman"/>
-          <w:color w:val="000000"/>
-          <w:sz w:val="28"/>
-        </w:rPr>
-        <w:t>33. Документация TypeScript. [Электронный ресурс]. URL: https://www.typescriptlang.org/docs/ (дата обращения: 10.02.2024).</w:t>
-      </w:r>
-    </w:p>
-    <w:p>
-      <w:pPr>
-        <w:spacing w:line="360" w:lineRule="auto"/>
-        <w:ind w:firstLine="850"/>
-        <w:jc w:val="both"/>
-      </w:pPr>
-      <w:r>
-        <w:rPr>
-          <w:rFonts w:ascii="Times New Roman" w:hAnsi="Times New Roman"/>
-          <w:color w:val="000000"/>
-          <w:sz w:val="28"/>
-        </w:rPr>
-        <w:t>34. Документация React. [Электронный ресурс]. URL: https://react.dev/ (дата обращения: 10.02.2024).</w:t>
-      </w:r>
-    </w:p>
-    <w:p>
-      <w:pPr>
-        <w:spacing w:line="360" w:lineRule="auto"/>
-        <w:ind w:firstLine="850"/>
-        <w:jc w:val="both"/>
-      </w:pPr>
-      <w:r>
-        <w:rPr>
-          <w:rFonts w:ascii="Times New Roman" w:hAnsi="Times New Roman"/>
-          <w:color w:val="000000"/>
-          <w:sz w:val="28"/>
-        </w:rPr>
-        <w:t>35. Agile Manifesto. [Электронный ресурс]. URL: https://agilemanifesto.org</w:t>
-      </w:r>
-    </w:p>
-    <w:p>
-      <w:pPr>
-        <w:spacing w:line="360" w:lineRule="auto"/>
-        <w:ind w:firstLine="850"/>
-        <w:jc w:val="both"/>
-      </w:pPr>
-      <w:r>
-        <w:rPr>
-          <w:rFonts w:ascii="Times New Roman" w:hAnsi="Times New Roman"/>
-          <w:color w:val="000000"/>
-          <w:sz w:val="28"/>
-        </w:rPr>
-        <w:t>36. The Scrum Guide. [Электронный ресурс]. URL: https://scrumguides.org</w:t>
-      </w:r>
-    </w:p>
-    <w:p>
-      <w:pPr>
-        <w:spacing w:line="360" w:lineRule="auto"/>
-        <w:ind w:firstLine="850"/>
-        <w:jc w:val="both"/>
-      </w:pPr>
-      <w:r>
-        <w:rPr>
-          <w:rFonts w:ascii="Times New Roman" w:hAnsi="Times New Roman"/>
-          <w:color w:val="000000"/>
-          <w:sz w:val="28"/>
-        </w:rPr>
-        <w:t>37. Тренировочная площадка FreeCodeCamp. [Электронный ресурс]. URL: https://www.freecodecamp.org/</w:t>
-      </w:r>
-    </w:p>
-    <w:p>
-      <w:pPr>
-        <w:spacing w:line="360" w:lineRule="auto"/>
-        <w:ind w:firstLine="850"/>
-        <w:jc w:val="both"/>
-      </w:pPr>
-      <w:r>
-        <w:rPr>
-          <w:rFonts w:ascii="Times New Roman" w:hAnsi="Times New Roman"/>
-          <w:color w:val="000000"/>
-          <w:sz w:val="28"/>
-        </w:rPr>
-        <w:t>38. Архив документации DevDocs. [Электронный ресурс]. URL: https://devdocs.io/</w:t>
-      </w:r>
-    </w:p>
-    <w:p>
-      <w:pPr>
-        <w:spacing w:line="360" w:lineRule="auto"/>
-        <w:ind w:firstLine="850"/>
-        <w:jc w:val="both"/>
-      </w:pPr>
-      <w:r>
-        <w:rPr>
-          <w:rFonts w:ascii="Times New Roman" w:hAnsi="Times New Roman"/>
-          <w:color w:val="000000"/>
-          <w:sz w:val="28"/>
-        </w:rPr>
-        <w:t>39. Смарт-инструменты SmallDev Tools. [Электронный ресурс]. URL: https://smalldev.tools/</w:t>
-      </w:r>
+        <w:t xml:space="preserve">39. Смарт-инструменты SmallDev Tools. [Электронный ресурс]. URL: </w:t>
+      </w:r>
+      <w:hyperlink r:id="rId41">
+        <w:r>
+          <w:rPr>
+            <w:rFonts w:ascii="Times New Roman" w:hAnsi="Times New Roman"/>
+            <w:color w:val="0563C1"/>
+            <w:sz w:val="28"/>
+            <w:u w:val="single"/>
+          </w:rPr>
+          <w:t>https://smalldev.tools/</w:t>
+        </w:r>
+      </w:hyperlink>
     </w:p>
     <w:p>
       <w:pPr>
@@ -10560,8 +11125,20 @@
           <w:sz w:val="28"/>
           <w:lang w:val="en-US"/>
         </w:rPr>
-        <w:t>URL: https://colorhunt.co/</w:t>
-      </w:r>
+        <w:t xml:space="preserve">URL: </w:t>
+      </w:r>
+      <w:hyperlink r:id="rId42">
+        <w:r>
+          <w:rPr>
+            <w:rFonts w:ascii="Times New Roman" w:hAnsi="Times New Roman"/>
+            <w:color w:val="0563C1"/>
+            <w:sz w:val="28"/>
+            <w:u w:val="single"/>
+            <w:lang w:val="en-US"/>
+          </w:rPr>
+          <w:t>https://colorhunt.co/</w:t>
+        </w:r>
+      </w:hyperlink>
     </w:p>
     <w:p>
       <w:pPr>
@@ -15302,8 +15879,537 @@
         <w:t>Данные программные модули составляют основу серверной логики приложения и обеспечивают бесперебойную работу системы в реальном времени.</w:t>
       </w:r>
     </w:p>
+    <w:p>
+      <w:r>
+        <w:br w:type="page"/>
+      </w:r>
+    </w:p>
+    <w:p>
+      <w:pPr>
+        <w:tabs>
+          <w:tab w:val="left" w:pos="1418"/>
+        </w:tabs>
+        <w:spacing w:after="0" w:line="360" w:lineRule="auto"/>
+        <w:ind w:firstLine="851"/>
+        <w:jc w:val="both"/>
+        <w:outlineLvl w:val="0"/>
+        <w:rPr>
+          <w:rFonts w:ascii="Times New Roman" w:hAnsi="Times New Roman"/>
+          <w:sz w:val="28"/>
+          <w:szCs w:val="28"/>
+        </w:rPr>
+      </w:pPr>
+      <w:bookmarkStart w:id="0" w:name="_Toc95318081"/>
+      <w:bookmarkStart w:id="1" w:name="_Toc95318188"/>
+      <w:bookmarkStart w:id="2" w:name="_Toc107225099"/>
+      <w:bookmarkStart w:id="3" w:name="_Toc158985119"/>
+      <w:bookmarkStart w:id="4" w:name="_Toc163683469"/>
+      <w:bookmarkStart w:id="5" w:name="_Toc163683831"/>
+      <w:bookmarkStart w:id="6" w:name="_Toc165920441"/>
+      <w:bookmarkStart w:id="7" w:name="_Toc165920548"/>
+      <w:r>
+        <w:rPr>
+          <w:rFonts w:ascii="Times New Roman" w:hAnsi="Times New Roman"/>
+          <w:sz w:val="28"/>
+          <w:szCs w:val="28"/>
+        </w:rPr>
+        <w:lastRenderedPageBreak/>
+        <w:t xml:space="preserve">Выпускная квалификационная </w:t>
+      </w:r>
+      <w:r>
+        <w:rPr>
+          <w:rFonts w:ascii="Times New Roman" w:hAnsi="Times New Roman"/>
+          <w:sz w:val="28"/>
+          <w:szCs w:val="28"/>
+        </w:rPr>
+        <w:t xml:space="preserve">работа выполнена мной совершенно самостоятельно. Все использованные в работе материалы и концепции из опубликованной литературы и других источников имеют ссылки на них. </w:t>
+      </w:r>
+      <w:r>
+        <w:rPr>
+          <w:rFonts w:ascii="Times New Roman" w:hAnsi="Times New Roman"/>
+          <w:sz w:val="28"/>
+          <w:szCs w:val="28"/>
+        </w:rPr>
+        <w:t xml:space="preserve">Выпускная квалификационная </w:t>
+      </w:r>
+      <w:r>
+        <w:rPr>
+          <w:rFonts w:ascii="Times New Roman" w:hAnsi="Times New Roman"/>
+          <w:sz w:val="28"/>
+          <w:szCs w:val="28"/>
+        </w:rPr>
+        <w:t>работа прошла проверку на корректность заимствования в системе «Антиплагиат</w:t>
+      </w:r>
+      <w:r>
+        <w:rPr>
+          <w:rFonts w:ascii="Times New Roman" w:hAnsi="Times New Roman"/>
+          <w:sz w:val="28"/>
+          <w:szCs w:val="28"/>
+        </w:rPr>
+        <w:t>.ВУЗ</w:t>
+      </w:r>
+      <w:r>
+        <w:rPr>
+          <w:rFonts w:ascii="Times New Roman" w:hAnsi="Times New Roman"/>
+          <w:sz w:val="28"/>
+          <w:szCs w:val="28"/>
+        </w:rPr>
+        <w:t>».</w:t>
+      </w:r>
+      <w:bookmarkEnd w:id="0"/>
+      <w:bookmarkEnd w:id="1"/>
+      <w:bookmarkEnd w:id="2"/>
+      <w:bookmarkEnd w:id="3"/>
+      <w:bookmarkEnd w:id="4"/>
+      <w:bookmarkEnd w:id="5"/>
+      <w:bookmarkEnd w:id="6"/>
+      <w:bookmarkEnd w:id="7"/>
+    </w:p>
+    <w:p>
+      <w:pPr>
+        <w:tabs>
+          <w:tab w:val="left" w:pos="1418"/>
+        </w:tabs>
+        <w:spacing w:after="0" w:line="360" w:lineRule="auto"/>
+        <w:ind w:firstLine="851"/>
+        <w:jc w:val="both"/>
+        <w:outlineLvl w:val="0"/>
+        <w:rPr>
+          <w:rFonts w:ascii="Times New Roman" w:hAnsi="Times New Roman"/>
+          <w:sz w:val="28"/>
+          <w:szCs w:val="28"/>
+        </w:rPr>
+      </w:pPr>
+      <w:bookmarkStart w:id="8" w:name="_Toc95318082"/>
+      <w:bookmarkStart w:id="9" w:name="_Toc95318189"/>
+      <w:bookmarkStart w:id="10" w:name="_Toc107225100"/>
+      <w:bookmarkStart w:id="11" w:name="_Toc158985120"/>
+      <w:bookmarkStart w:id="12" w:name="_Toc163683470"/>
+      <w:bookmarkStart w:id="13" w:name="_Toc163683832"/>
+      <w:bookmarkStart w:id="14" w:name="_Toc165920442"/>
+      <w:bookmarkStart w:id="15" w:name="_Toc165920549"/>
+      <w:r>
+        <w:rPr>
+          <w:rFonts w:ascii="Times New Roman" w:hAnsi="Times New Roman"/>
+          <w:sz w:val="28"/>
+          <w:szCs w:val="28"/>
+        </w:rPr>
+        <w:t xml:space="preserve">Настоящим подтверждаю, что даю разрешение Университету «Синергия» на размещение полного текста моей </w:t>
+      </w:r>
+      <w:r>
+        <w:rPr>
+          <w:rFonts w:ascii="Times New Roman" w:hAnsi="Times New Roman"/>
+          <w:sz w:val="28"/>
+          <w:szCs w:val="28"/>
+        </w:rPr>
+        <w:t xml:space="preserve">выпускной квалификационной </w:t>
+      </w:r>
+      <w:r>
+        <w:rPr>
+          <w:rFonts w:ascii="Times New Roman" w:hAnsi="Times New Roman"/>
+          <w:sz w:val="28"/>
+          <w:szCs w:val="28"/>
+        </w:rPr>
+        <w:t>работ</w:t>
+      </w:r>
+      <w:r>
+        <w:rPr>
+          <w:rFonts w:ascii="Times New Roman" w:hAnsi="Times New Roman"/>
+          <w:sz w:val="28"/>
+          <w:szCs w:val="28"/>
+        </w:rPr>
+        <w:t>ы и</w:t>
+      </w:r>
+      <w:r>
+        <w:rPr>
+          <w:rFonts w:ascii="Times New Roman" w:hAnsi="Times New Roman"/>
+          <w:sz w:val="28"/>
+          <w:szCs w:val="28"/>
+        </w:rPr>
+        <w:t xml:space="preserve"> отзыва </w:t>
+      </w:r>
+      <w:r>
+        <w:rPr>
+          <w:rFonts w:ascii="Times New Roman" w:hAnsi="Times New Roman"/>
+          <w:sz w:val="28"/>
+          <w:szCs w:val="28"/>
+        </w:rPr>
+        <w:t xml:space="preserve">о работе в период ее подготовки </w:t>
+      </w:r>
+      <w:r>
+        <w:rPr>
+          <w:rFonts w:ascii="Times New Roman" w:hAnsi="Times New Roman"/>
+          <w:sz w:val="28"/>
+          <w:szCs w:val="28"/>
+        </w:rPr>
+        <w:t>в электронно-библиотечной системе Университета «Синергия».</w:t>
+      </w:r>
+      <w:bookmarkEnd w:id="8"/>
+      <w:bookmarkEnd w:id="9"/>
+      <w:bookmarkEnd w:id="10"/>
+      <w:bookmarkEnd w:id="11"/>
+      <w:bookmarkEnd w:id="12"/>
+      <w:bookmarkEnd w:id="13"/>
+      <w:bookmarkEnd w:id="14"/>
+      <w:bookmarkEnd w:id="15"/>
+    </w:p>
+    <w:p>
+      <w:pPr>
+        <w:outlineLvl w:val="0"/>
+        <w:rPr>
+          <w:rFonts w:ascii="Times New Roman" w:hAnsi="Times New Roman"/>
+          <w:sz w:val="28"/>
+          <w:szCs w:val="28"/>
+        </w:rPr>
+      </w:pPr>
+    </w:p>
+    <w:tbl>
+      <w:tblPr>
+        <w:tblStyle w:val="a7"/>
+        <w:tblW w:w="0" w:type="auto"/>
+        <w:tblBorders>
+          <w:top w:val="none" w:sz="0" w:space="0" w:color="auto"/>
+          <w:left w:val="none" w:sz="0" w:space="0" w:color="auto"/>
+          <w:bottom w:val="none" w:sz="0" w:space="0" w:color="auto"/>
+          <w:right w:val="none" w:sz="0" w:space="0" w:color="auto"/>
+          <w:insideH w:val="none" w:sz="0" w:space="0" w:color="auto"/>
+          <w:insideV w:val="none" w:sz="0" w:space="0" w:color="auto"/>
+        </w:tblBorders>
+        <w:tblLook w:val="04A0" w:firstRow="1" w:lastRow="0" w:firstColumn="1" w:lastColumn="0" w:noHBand="0" w:noVBand="1"/>
+      </w:tblPr>
+      <w:tblGrid>
+        <w:gridCol w:w="2460"/>
+        <w:gridCol w:w="3451"/>
+        <w:gridCol w:w="564"/>
+        <w:gridCol w:w="3379"/>
+      </w:tblGrid>
+      <w:tr>
+        <w:tc>
+          <w:tcPr>
+            <w:tcW w:w="2477" w:type="dxa"/>
+          </w:tcPr>
+          <w:p>
+            <w:pPr>
+              <w:outlineLvl w:val="0"/>
+              <w:rPr>
+                <w:rFonts w:ascii="Times New Roman" w:hAnsi="Times New Roman"/>
+                <w:sz w:val="28"/>
+                <w:szCs w:val="28"/>
+              </w:rPr>
+            </w:pPr>
+          </w:p>
+        </w:tc>
+        <w:tc>
+          <w:tcPr>
+            <w:tcW w:w="3472" w:type="dxa"/>
+            <w:tcBorders>
+              <w:bottom w:val="single" w:sz="4" w:space="0" w:color="auto"/>
+            </w:tcBorders>
+          </w:tcPr>
+          <w:p>
+            <w:pPr>
+              <w:outlineLvl w:val="0"/>
+              <w:rPr>
+                <w:rFonts w:ascii="Times New Roman" w:hAnsi="Times New Roman"/>
+                <w:sz w:val="28"/>
+                <w:szCs w:val="28"/>
+              </w:rPr>
+            </w:pPr>
+            <w:r>
+              <w:rPr>
+                <w:noProof/>
+              </w:rPr>
+              <w:drawing>
+                <wp:anchor distT="0" distB="0" distL="114300" distR="114300" simplePos="0" relativeHeight="251658240" behindDoc="1" locked="0" layoutInCell="1" allowOverlap="1" wp14:anchorId="403B57CE" wp14:editId="3BA52343">
+                  <wp:simplePos x="0" y="0"/>
+                  <wp:positionH relativeFrom="column">
+                    <wp:posOffset>600498</wp:posOffset>
+                  </wp:positionH>
+                  <wp:positionV relativeFrom="paragraph">
+                    <wp:posOffset>-398780</wp:posOffset>
+                  </wp:positionV>
+                  <wp:extent cx="876300" cy="700061"/>
+                  <wp:effectExtent l="0" t="0" r="0" b="0"/>
+                  <wp:wrapNone/>
+                  <wp:docPr id="1427690917" name="Рисунок 1"/>
+                  <wp:cNvGraphicFramePr>
+                    <a:graphicFrameLocks xmlns:a="http://schemas.openxmlformats.org/drawingml/2006/main" noChangeAspect="1"/>
+                  </wp:cNvGraphicFramePr>
+                  <a:graphic xmlns:a="http://schemas.openxmlformats.org/drawingml/2006/main">
+                    <a:graphicData uri="http://schemas.openxmlformats.org/drawingml/2006/picture">
+                      <pic:pic xmlns:pic="http://schemas.openxmlformats.org/drawingml/2006/picture">
+                        <pic:nvPicPr>
+                          <pic:cNvPr id="0" name="Picture 1"/>
+                          <pic:cNvPicPr>
+                            <a:picLocks noChangeAspect="1" noChangeArrowheads="1"/>
+                          </pic:cNvPicPr>
+                        </pic:nvPicPr>
+                        <pic:blipFill>
+                          <a:blip r:embed="rId7" cstate="print">
+                            <a:extLst>
+                              <a:ext uri="{28A0092B-C50C-407E-A947-70E740481C1C}">
+                                <a14:useLocalDpi xmlns:a14="http://schemas.microsoft.com/office/drawing/2010/main" val="0"/>
+                              </a:ext>
+                            </a:extLst>
+                          </a:blip>
+                          <a:srcRect/>
+                          <a:stretch>
+                            <a:fillRect/>
+                          </a:stretch>
+                        </pic:blipFill>
+                        <pic:spPr bwMode="auto">
+                          <a:xfrm>
+                            <a:off x="0" y="0"/>
+                            <a:ext cx="876300" cy="700061"/>
+                          </a:xfrm>
+                          <a:prstGeom prst="rect">
+                            <a:avLst/>
+                          </a:prstGeom>
+                          <a:noFill/>
+                          <a:ln>
+                            <a:noFill/>
+                          </a:ln>
+                        </pic:spPr>
+                      </pic:pic>
+                    </a:graphicData>
+                  </a:graphic>
+                  <wp14:sizeRelH relativeFrom="margin">
+                    <wp14:pctWidth>0</wp14:pctWidth>
+                  </wp14:sizeRelH>
+                  <wp14:sizeRelV relativeFrom="margin">
+                    <wp14:pctHeight>0</wp14:pctHeight>
+                  </wp14:sizeRelV>
+                </wp:anchor>
+              </w:drawing>
+            </w:r>
+          </w:p>
+        </w:tc>
+        <w:tc>
+          <w:tcPr>
+            <w:tcW w:w="567" w:type="dxa"/>
+          </w:tcPr>
+          <w:p>
+            <w:pPr>
+              <w:outlineLvl w:val="0"/>
+              <w:rPr>
+                <w:rFonts w:ascii="Times New Roman" w:hAnsi="Times New Roman"/>
+                <w:sz w:val="28"/>
+                <w:szCs w:val="28"/>
+              </w:rPr>
+            </w:pPr>
+          </w:p>
+        </w:tc>
+        <w:tc>
+          <w:tcPr>
+            <w:tcW w:w="3395" w:type="dxa"/>
+            <w:tcBorders>
+              <w:bottom w:val="single" w:sz="4" w:space="0" w:color="auto"/>
+            </w:tcBorders>
+          </w:tcPr>
+          <w:p>
+            <w:pPr>
+              <w:outlineLvl w:val="0"/>
+              <w:rPr>
+                <w:rFonts w:ascii="Times New Roman" w:hAnsi="Times New Roman"/>
+                <w:sz w:val="28"/>
+                <w:szCs w:val="28"/>
+              </w:rPr>
+            </w:pPr>
+            <w:r>
+              <w:rPr>
+                <w:rFonts w:ascii="Times New Roman" w:hAnsi="Times New Roman"/>
+                <w:sz w:val="28"/>
+                <w:szCs w:val="28"/>
+              </w:rPr>
+              <w:t>Пастьбин АЮ</w:t>
+            </w:r>
+          </w:p>
+        </w:tc>
+      </w:tr>
+      <w:tr>
+        <w:tc>
+          <w:tcPr>
+            <w:tcW w:w="2477" w:type="dxa"/>
+          </w:tcPr>
+          <w:p>
+            <w:pPr>
+              <w:outlineLvl w:val="0"/>
+              <w:rPr>
+                <w:rFonts w:ascii="Times New Roman" w:hAnsi="Times New Roman"/>
+                <w:sz w:val="28"/>
+                <w:szCs w:val="28"/>
+              </w:rPr>
+            </w:pPr>
+          </w:p>
+        </w:tc>
+        <w:tc>
+          <w:tcPr>
+            <w:tcW w:w="3472" w:type="dxa"/>
+            <w:tcBorders>
+              <w:top w:val="single" w:sz="4" w:space="0" w:color="auto"/>
+            </w:tcBorders>
+          </w:tcPr>
+          <w:p>
+            <w:pPr>
+              <w:jc w:val="center"/>
+              <w:outlineLvl w:val="0"/>
+              <w:rPr>
+                <w:rFonts w:ascii="Times New Roman" w:hAnsi="Times New Roman"/>
+                <w:sz w:val="16"/>
+                <w:szCs w:val="16"/>
+              </w:rPr>
+            </w:pPr>
+            <w:r>
+              <w:rPr>
+                <w:rFonts w:ascii="Times New Roman" w:hAnsi="Times New Roman"/>
+                <w:sz w:val="16"/>
+                <w:szCs w:val="16"/>
+              </w:rPr>
+              <w:t>подпись</w:t>
+            </w:r>
+          </w:p>
+        </w:tc>
+        <w:tc>
+          <w:tcPr>
+            <w:tcW w:w="567" w:type="dxa"/>
+          </w:tcPr>
+          <w:p>
+            <w:pPr>
+              <w:outlineLvl w:val="0"/>
+              <w:rPr>
+                <w:rFonts w:ascii="Times New Roman" w:hAnsi="Times New Roman"/>
+                <w:sz w:val="28"/>
+                <w:szCs w:val="28"/>
+              </w:rPr>
+            </w:pPr>
+          </w:p>
+        </w:tc>
+        <w:tc>
+          <w:tcPr>
+            <w:tcW w:w="3395" w:type="dxa"/>
+            <w:tcBorders>
+              <w:top w:val="single" w:sz="4" w:space="0" w:color="auto"/>
+            </w:tcBorders>
+          </w:tcPr>
+          <w:p>
+            <w:pPr>
+              <w:jc w:val="center"/>
+              <w:outlineLvl w:val="0"/>
+              <w:rPr>
+                <w:rFonts w:ascii="Times New Roman" w:hAnsi="Times New Roman"/>
+                <w:sz w:val="16"/>
+                <w:szCs w:val="16"/>
+              </w:rPr>
+            </w:pPr>
+            <w:r>
+              <w:rPr>
+                <w:rFonts w:ascii="Times New Roman" w:hAnsi="Times New Roman"/>
+                <w:sz w:val="16"/>
+                <w:szCs w:val="16"/>
+              </w:rPr>
+              <w:t>Фамилия ИО</w:t>
+            </w:r>
+          </w:p>
+        </w:tc>
+      </w:tr>
+    </w:tbl>
+    <w:p>
+      <w:pPr>
+        <w:outlineLvl w:val="0"/>
+        <w:rPr>
+          <w:rFonts w:ascii="Times New Roman" w:hAnsi="Times New Roman"/>
+          <w:sz w:val="28"/>
+          <w:szCs w:val="28"/>
+        </w:rPr>
+      </w:pPr>
+    </w:p>
+    <w:p>
+      <w:pPr>
+        <w:ind w:firstLine="720"/>
+        <w:jc w:val="right"/>
+        <w:outlineLvl w:val="0"/>
+        <w:rPr>
+          <w:rFonts w:ascii="Times New Roman" w:hAnsi="Times New Roman"/>
+          <w:sz w:val="28"/>
+          <w:szCs w:val="28"/>
+        </w:rPr>
+      </w:pPr>
+      <w:bookmarkStart w:id="16" w:name="_Toc95318085"/>
+      <w:bookmarkStart w:id="17" w:name="_Toc95318192"/>
+      <w:bookmarkStart w:id="18" w:name="_Toc107225103"/>
+      <w:bookmarkStart w:id="19" w:name="_Toc158985123"/>
+      <w:bookmarkStart w:id="20" w:name="_Toc163683473"/>
+      <w:bookmarkStart w:id="21" w:name="_Toc163683835"/>
+      <w:bookmarkStart w:id="22" w:name="_Toc165920445"/>
+      <w:bookmarkStart w:id="23" w:name="_Toc165920552"/>
+      <w:r>
+        <w:rPr>
+          <w:rFonts w:ascii="Times New Roman" w:hAnsi="Times New Roman"/>
+          <w:sz w:val="28"/>
+          <w:szCs w:val="28"/>
+        </w:rPr>
+        <w:t>«</w:t>
+      </w:r>
+      <w:r>
+        <w:rPr>
+          <w:rFonts w:ascii="Times New Roman" w:hAnsi="Times New Roman"/>
+          <w:sz w:val="28"/>
+          <w:szCs w:val="28"/>
+        </w:rPr>
+        <w:t>25</w:t>
+      </w:r>
+      <w:r>
+        <w:rPr>
+          <w:rFonts w:ascii="Times New Roman" w:hAnsi="Times New Roman"/>
+          <w:sz w:val="28"/>
+          <w:szCs w:val="28"/>
+        </w:rPr>
+        <w:t>» ____</w:t>
+      </w:r>
+      <w:r>
+        <w:rPr>
+          <w:rFonts w:ascii="Times New Roman" w:hAnsi="Times New Roman"/>
+          <w:sz w:val="28"/>
+          <w:szCs w:val="28"/>
+        </w:rPr>
+        <w:t>февраля</w:t>
+      </w:r>
+      <w:r>
+        <w:rPr>
+          <w:rFonts w:ascii="Times New Roman" w:hAnsi="Times New Roman"/>
+          <w:sz w:val="28"/>
+          <w:szCs w:val="28"/>
+        </w:rPr>
+        <w:t>___ 20</w:t>
+      </w:r>
+      <w:r>
+        <w:rPr>
+          <w:rFonts w:ascii="Times New Roman" w:hAnsi="Times New Roman"/>
+          <w:sz w:val="28"/>
+          <w:szCs w:val="28"/>
+        </w:rPr>
+        <w:t>26</w:t>
+      </w:r>
+      <w:r>
+        <w:rPr>
+          <w:rFonts w:ascii="Times New Roman" w:hAnsi="Times New Roman"/>
+          <w:sz w:val="28"/>
+          <w:szCs w:val="28"/>
+        </w:rPr>
+        <w:t xml:space="preserve"> г.</w:t>
+      </w:r>
+      <w:bookmarkEnd w:id="16"/>
+      <w:bookmarkEnd w:id="17"/>
+      <w:bookmarkEnd w:id="18"/>
+      <w:bookmarkEnd w:id="19"/>
+      <w:bookmarkEnd w:id="20"/>
+      <w:bookmarkEnd w:id="21"/>
+      <w:bookmarkEnd w:id="22"/>
+      <w:bookmarkEnd w:id="23"/>
+    </w:p>
+    <w:p/>
     <w:sectPr>
-      <w:headerReference w:type="default" r:id="rId14"/>
+      <w:headerReference w:type="default" r:id="rId43"/>
       <w:pgSz w:w="11906" w:h="16838"/>
       <w:pgMar w:top="1134" w:right="567" w:bottom="1134" w:left="1701" w:header="567" w:footer="567" w:gutter="0"/>
       <w:cols w:space="708"/>
